--- a/specifications/TMFC011-ResourceOrderManagement/Diagrams/TMFC011_Resource_Order_Management.docx
+++ b/specifications/TMFC011-ResourceOrderManagement/Diagrams/TMFC011_Resource_Order_Management.docx
@@ -210,566 +210,6 @@
         <w:t>eTOM Processes, SID Data Entities and Functional Framework Functions</w:t>
       </w:r>
     </w:p>
-    <w:p>
-      <w:pPr>
-        <w:pStyle w:val="Heading2"/>
-      </w:pPr>
-      <w:r>
-        <w:t>eTOM business activities</w:t>
-      </w:r>
-    </w:p>
-    <w:p>
-      <w:r>
-        <w:t>eTOM business activities this ODA Component is responsible for:</w:t>
-      </w:r>
-    </w:p>
-    <w:tbl>
-      <w:tblPr>
-        <w:tblStyle w:val="ScrollTableNormal"/>
-        <w:tblW w:type="auto" w:w="0"/>
-        <w:tblLayout w:type="autofit"/>
-        <w:tblLook w:val="04A0" w:firstRow="1" w:lastRow="0" w:firstColumn="0" w:lastColumn="0" w:noHBand="0" w:noVBand="1"/>
-        <w:tblBorders>
-          <w:top w:val="single" w:sz="4" w:space="0" w:color="999999"/>
-          <w:left w:val="single" w:sz="4" w:space="0" w:color="999999"/>
-          <w:bottom w:val="single" w:sz="4" w:space="0" w:color="999999"/>
-          <w:right w:val="single" w:sz="4" w:space="0" w:color="999999"/>
-          <w:insideH w:val="single" w:sz="4" w:space="0" w:color="999999"/>
-          <w:insideV w:val="single" w:sz="4" w:space="0" w:color="999999"/>
-        </w:tblBorders>
-      </w:tblPr>
-      <w:tblGrid>
-        <w:gridCol w:w="2124"/>
-        <w:gridCol w:w="2124"/>
-        <w:gridCol w:w="2124"/>
-        <w:gridCol w:w="2124"/>
-      </w:tblGrid>
-      <w:tr>
-        <w:trPr>
-          <w:tblHeader/>
-        </w:trPr>
-        <w:tc>
-          <w:tcPr>
-            <w:tcW w:type="dxa" w:w="1404"/>
-          </w:tcPr>
-          <w:p>
-            <w:r/>
-            <w:r>
-              <w:rPr>
-                <w:b/>
-              </w:rPr>
-              <w:t>Identifier</w:t>
-            </w:r>
-          </w:p>
-        </w:tc>
-        <w:tc>
-          <w:tcPr>
-            <w:tcW w:type="dxa" w:w="1123"/>
-          </w:tcPr>
-          <w:p>
-            <w:r/>
-            <w:r>
-              <w:rPr>
-                <w:b/>
-              </w:rPr>
-              <w:t>Level</w:t>
-            </w:r>
-          </w:p>
-        </w:tc>
-        <w:tc>
-          <w:tcPr>
-            <w:tcW w:type="dxa" w:w="3276"/>
-          </w:tcPr>
-          <w:p>
-            <w:r/>
-            <w:r>
-              <w:rPr>
-                <w:b/>
-              </w:rPr>
-              <w:t>Business Activity Name</w:t>
-            </w:r>
-          </w:p>
-        </w:tc>
-        <w:tc>
-          <w:tcPr>
-            <w:tcW w:type="dxa" w:w="3557"/>
-          </w:tcPr>
-          <w:p>
-            <w:r/>
-            <w:r>
-              <w:rPr>
-                <w:b/>
-              </w:rPr>
-              <w:t>Description</w:t>
-            </w:r>
-          </w:p>
-        </w:tc>
-      </w:tr>
-      <w:tr>
-        <w:tc>
-          <w:tcPr>
-            <w:tcW w:type="dxa" w:w="1404"/>
-          </w:tcPr>
-          <w:p>
-            <w:r/>
-            <w:r>
-              <w:t>1.5.5</w:t>
-            </w:r>
-          </w:p>
-        </w:tc>
-        <w:tc>
-          <w:tcPr>
-            <w:tcW w:type="dxa" w:w="1123"/>
-          </w:tcPr>
-          <w:p>
-            <w:r/>
-            <w:r>
-              <w:t>L2</w:t>
-            </w:r>
-          </w:p>
-        </w:tc>
-        <w:tc>
-          <w:tcPr>
-            <w:tcW w:type="dxa" w:w="3276"/>
-          </w:tcPr>
-          <w:p>
-            <w:r/>
-            <w:r>
-              <w:t>Resource Order Management</w:t>
-            </w:r>
-          </w:p>
-        </w:tc>
-        <w:tc>
-          <w:tcPr>
-            <w:tcW w:type="dxa" w:w="3557"/>
-          </w:tcPr>
-          <w:p>
-            <w:r/>
-            <w:r>
-              <w:t>Resource Order Management business process directs and controls ordering, scheduling, and allocation of resources (such as materials, equipment, and personnel) within the business. / Resource Order Management includes managing the capture of resource orders, scheduling works to support the resource order, managing the fulfillment of resource orders, picking/packing, shipping, tracking and closing orders.</w:t>
-            </w:r>
-          </w:p>
-        </w:tc>
-      </w:tr>
-      <w:tr>
-        <w:tc>
-          <w:tcPr>
-            <w:tcW w:type="dxa" w:w="1404"/>
-          </w:tcPr>
-          <w:p>
-            <w:r/>
-            <w:r>
-              <w:t>1.5.5.6</w:t>
-            </w:r>
-          </w:p>
-        </w:tc>
-        <w:tc>
-          <w:tcPr>
-            <w:tcW w:type="dxa" w:w="1123"/>
-          </w:tcPr>
-          <w:p>
-            <w:r/>
-            <w:r>
-              <w:t>L3</w:t>
-            </w:r>
-          </w:p>
-        </w:tc>
-        <w:tc>
-          <w:tcPr>
-            <w:tcW w:type="dxa" w:w="3276"/>
-          </w:tcPr>
-          <w:p>
-            <w:r/>
-            <w:r>
-              <w:t>Manage Resource Order Capture</w:t>
-            </w:r>
-          </w:p>
-        </w:tc>
-        <w:tc>
-          <w:tcPr>
-            <w:tcW w:type="dxa" w:w="3557"/>
-          </w:tcPr>
-          <w:p>
-            <w:r/>
-            <w:r>
-              <w:t>Manage Resource Order Capture is responsible for directing and controlling the capture and collection of resource orders from internal and external customers. / / The business activity begins with the receipt of an order for resource(s), checks orders for completeness and accuracy, and ensures missing or incorrect information is requested from the customer.</w:t>
-            </w:r>
-          </w:p>
-        </w:tc>
-      </w:tr>
-      <w:tr>
-        <w:tc>
-          <w:tcPr>
-            <w:tcW w:type="dxa" w:w="1404"/>
-          </w:tcPr>
-          <w:p>
-            <w:r/>
-            <w:r>
-              <w:t>1.5.5.7</w:t>
-            </w:r>
-          </w:p>
-        </w:tc>
-        <w:tc>
-          <w:tcPr>
-            <w:tcW w:type="dxa" w:w="1123"/>
-          </w:tcPr>
-          <w:p>
-            <w:r/>
-            <w:r>
-              <w:t>L3</w:t>
-            </w:r>
-          </w:p>
-        </w:tc>
-        <w:tc>
-          <w:tcPr>
-            <w:tcW w:type="dxa" w:w="3276"/>
-          </w:tcPr>
-          <w:p>
-            <w:r/>
-            <w:r>
-              <w:t>Manage Resource Work Order</w:t>
-            </w:r>
-          </w:p>
-        </w:tc>
-        <w:tc>
-          <w:tcPr>
-            <w:tcW w:type="dxa" w:w="3557"/>
-          </w:tcPr>
-          <w:p>
-            <w:r/>
-            <w:r>
-              <w:t>Manage Resource Order Work business activity directs and controls all work that are required to fulfill an approved resource order by ensuring the work related to the order is planned, executed and closed in a timely and efficient manner. / Manage Resource Order Work business activity includes activities to "Initiate Resource Work Order", "Create Resource Work Order", "Review Resource Work Order", "Plan Resource Work Order", "Close Resource Work Order", "Analyze Resource Work Order" and "Report Resource Work Order".</w:t>
-            </w:r>
-          </w:p>
-        </w:tc>
-      </w:tr>
-      <w:tr>
-        <w:tc>
-          <w:tcPr>
-            <w:tcW w:type="dxa" w:w="1404"/>
-          </w:tcPr>
-          <w:p>
-            <w:r/>
-            <w:r>
-              <w:t>1.5.5.8</w:t>
-            </w:r>
-          </w:p>
-        </w:tc>
-        <w:tc>
-          <w:tcPr>
-            <w:tcW w:type="dxa" w:w="1123"/>
-          </w:tcPr>
-          <w:p>
-            <w:r/>
-            <w:r>
-              <w:t>L3</w:t>
-            </w:r>
-          </w:p>
-        </w:tc>
-        <w:tc>
-          <w:tcPr>
-            <w:tcW w:type="dxa" w:w="3276"/>
-          </w:tcPr>
-          <w:p>
-            <w:r/>
-            <w:r>
-              <w:t>Manage Resource Order Fulfilment</w:t>
-            </w:r>
-          </w:p>
-        </w:tc>
-        <w:tc>
-          <w:tcPr>
-            <w:tcW w:type="dxa" w:w="3557"/>
-          </w:tcPr>
-          <w:p>
-            <w:r/>
-            <w:r>
-              <w:t>Manage Resource Order Fulfillment business activity directs and controls activities that ensure that resource orders are described, internally satisfied and delivered accordingly. / / Manage Resource Order Fulfillment business activity will coordinate with various business processes, such as inventory management, purchasing and logistics to ensure that resources are readily available and can be shipped to the customer in a timely manner.</w:t>
-            </w:r>
-          </w:p>
-        </w:tc>
-      </w:tr>
-      <w:tr>
-        <w:tc>
-          <w:tcPr>
-            <w:tcW w:type="dxa" w:w="1404"/>
-          </w:tcPr>
-          <w:p>
-            <w:r/>
-            <w:r>
-              <w:t>1.5.5.9</w:t>
-            </w:r>
-          </w:p>
-        </w:tc>
-        <w:tc>
-          <w:tcPr>
-            <w:tcW w:type="dxa" w:w="1123"/>
-          </w:tcPr>
-          <w:p>
-            <w:r/>
-            <w:r>
-              <w:t>L3</w:t>
-            </w:r>
-          </w:p>
-        </w:tc>
-        <w:tc>
-          <w:tcPr>
-            <w:tcW w:type="dxa" w:w="3276"/>
-          </w:tcPr>
-          <w:p>
-            <w:r/>
-            <w:r>
-              <w:t>Manage Resource Order Picking/Packing</w:t>
-            </w:r>
-          </w:p>
-        </w:tc>
-        <w:tc>
-          <w:tcPr>
-            <w:tcW w:type="dxa" w:w="3557"/>
-          </w:tcPr>
-          <w:p>
-            <w:r/>
-            <w:r>
-              <w:t>Manage Resource Order Picking/Packing business activity directs and controls the preparation of resources for delivery to the customer. / / Manage Resource Order Picking/Packing business activity will select the resources from inventory, package them accordingly for delivery (based on the shipment method of the resource order), applying the right mark/label/designation.</w:t>
-            </w:r>
-          </w:p>
-        </w:tc>
-      </w:tr>
-      <w:tr>
-        <w:tc>
-          <w:tcPr>
-            <w:tcW w:type="dxa" w:w="1404"/>
-          </w:tcPr>
-          <w:p>
-            <w:r/>
-            <w:r>
-              <w:t>1.5.5.12</w:t>
-            </w:r>
-          </w:p>
-        </w:tc>
-        <w:tc>
-          <w:tcPr>
-            <w:tcW w:type="dxa" w:w="1123"/>
-          </w:tcPr>
-          <w:p>
-            <w:r/>
-            <w:r>
-              <w:t>L3</w:t>
-            </w:r>
-          </w:p>
-        </w:tc>
-        <w:tc>
-          <w:tcPr>
-            <w:tcW w:type="dxa" w:w="3276"/>
-          </w:tcPr>
-          <w:p>
-            <w:r/>
-            <w:r>
-              <w:t>Manage Resource Order Tracking</w:t>
-            </w:r>
-          </w:p>
-        </w:tc>
-        <w:tc>
-          <w:tcPr>
-            <w:tcW w:type="dxa" w:w="3557"/>
-          </w:tcPr>
-          <w:p>
-            <w:r/>
-            <w:r>
-              <w:t>Manage Resource Order Tracking business activity directs and controls the monitoring of resource order status from the time the order is placed to the time is confirmed delivered. / Manage Resource Order Tracking business activity tracks the status of the resource order, provides updates to all related parties, and ensures that issues are escalated and managed promptly.</w:t>
-            </w:r>
-          </w:p>
-        </w:tc>
-      </w:tr>
-      <w:tr>
-        <w:tc>
-          <w:tcPr>
-            <w:tcW w:type="dxa" w:w="1404"/>
-          </w:tcPr>
-          <w:p>
-            <w:r/>
-            <w:r>
-              <w:t>1.5.5.13</w:t>
-            </w:r>
-          </w:p>
-        </w:tc>
-        <w:tc>
-          <w:tcPr>
-            <w:tcW w:type="dxa" w:w="1123"/>
-          </w:tcPr>
-          <w:p>
-            <w:r/>
-            <w:r>
-              <w:t>L3</w:t>
-            </w:r>
-          </w:p>
-        </w:tc>
-        <w:tc>
-          <w:tcPr>
-            <w:tcW w:type="dxa" w:w="3276"/>
-          </w:tcPr>
-          <w:p>
-            <w:r/>
-            <w:r>
-              <w:t>Manage Resource Order Closure</w:t>
-            </w:r>
-          </w:p>
-        </w:tc>
-        <w:tc>
-          <w:tcPr>
-            <w:tcW w:type="dxa" w:w="3557"/>
-          </w:tcPr>
-          <w:p>
-            <w:r/>
-            <w:r>
-              <w:t>Manage Resource Order Closure business activity directs and controls the closure of an order and finalizing all supporting business activities. / / Manage Resource Order Closure business activity will support order invoicing, order payment processing, and updating the resource order status based on completion status of the order.</w:t>
-            </w:r>
-          </w:p>
-        </w:tc>
-      </w:tr>
-    </w:tbl>
-    <w:p/>
-    <w:p>
-      <w:pPr>
-        <w:pStyle w:val="Heading2"/>
-      </w:pPr>
-      <w:r>
-        <w:t>SID ABEs</w:t>
-      </w:r>
-    </w:p>
-    <w:p>
-      <w:r>
-        <w:t>SID ABEs this ODA Component is responsible for:</w:t>
-      </w:r>
-    </w:p>
-    <w:tbl>
-      <w:tblPr>
-        <w:tblStyle w:val="ScrollTableNormal"/>
-        <w:tblW w:type="auto" w:w="0"/>
-        <w:tblLayout w:type="autofit"/>
-        <w:tblLook w:val="04A0" w:firstRow="1" w:lastRow="0" w:firstColumn="0" w:lastColumn="0" w:noHBand="0" w:noVBand="1"/>
-        <w:tblBorders>
-          <w:top w:val="single" w:sz="4" w:space="0" w:color="999999"/>
-          <w:left w:val="single" w:sz="4" w:space="0" w:color="999999"/>
-          <w:bottom w:val="single" w:sz="4" w:space="0" w:color="999999"/>
-          <w:right w:val="single" w:sz="4" w:space="0" w:color="999999"/>
-          <w:insideH w:val="single" w:sz="4" w:space="0" w:color="999999"/>
-          <w:insideV w:val="single" w:sz="4" w:space="0" w:color="999999"/>
-        </w:tblBorders>
-      </w:tblPr>
-      <w:tblGrid>
-        <w:gridCol w:w="2124"/>
-        <w:gridCol w:w="2124"/>
-        <w:gridCol w:w="2124"/>
-        <w:gridCol w:w="2124"/>
-      </w:tblGrid>
-      <w:tr>
-        <w:trPr>
-          <w:tblHeader/>
-        </w:trPr>
-        <w:tc>
-          <w:tcPr>
-            <w:tcW w:type="dxa" w:w="1591"/>
-          </w:tcPr>
-          <w:p>
-            <w:r/>
-            <w:r>
-              <w:rPr>
-                <w:b/>
-              </w:rPr>
-              <w:t>SID ABE Level 1</w:t>
-            </w:r>
-          </w:p>
-        </w:tc>
-        <w:tc>
-          <w:tcPr>
-            <w:tcW w:type="dxa" w:w="2434"/>
-          </w:tcPr>
-          <w:p>
-            <w:r/>
-            <w:r>
-              <w:rPr>
-                <w:b/>
-              </w:rPr>
-              <w:t>SID ABE Level 2 (or set of BEs)</w:t>
-            </w:r>
-          </w:p>
-        </w:tc>
-        <w:tc>
-          <w:tcPr>
-            <w:tcW w:type="dxa" w:w="2995"/>
-          </w:tcPr>
-          <w:p>
-            <w:r/>
-            <w:r>
-              <w:rPr>
-                <w:b/>
-              </w:rPr>
-              <w:t>SID ABE L1 Definition</w:t>
-            </w:r>
-          </w:p>
-        </w:tc>
-        <w:tc>
-          <w:tcPr>
-            <w:tcW w:type="dxa" w:w="2340"/>
-          </w:tcPr>
-          <w:p>
-            <w:r/>
-            <w:r>
-              <w:rPr>
-                <w:b/>
-              </w:rPr>
-              <w:t>SID ABE L2 Definition</w:t>
-            </w:r>
-          </w:p>
-        </w:tc>
-      </w:tr>
-      <w:tr>
-        <w:tc>
-          <w:tcPr>
-            <w:tcW w:type="dxa" w:w="1591"/>
-          </w:tcPr>
-          <w:p>
-            <w:r/>
-            <w:r>
-              <w:t>Resource Order</w:t>
-            </w:r>
-          </w:p>
-        </w:tc>
-        <w:tc>
-          <w:tcPr>
-            <w:tcW w:type="dxa" w:w="2434"/>
-          </w:tcPr>
-          <w:p>
-            <w:r/>
-            <w:r/>
-          </w:p>
-        </w:tc>
-        <w:tc>
-          <w:tcPr>
-            <w:tcW w:type="dxa" w:w="2995"/>
-          </w:tcPr>
-          <w:p>
-            <w:r/>
-            <w:r>
-              <w:t>The Resource Order ABE contains entities related to a request to provide / update / remove Resources.</w:t>
-            </w:r>
-          </w:p>
-        </w:tc>
-        <w:tc>
-          <w:tcPr>
-            <w:tcW w:type="dxa" w:w="2340"/>
-          </w:tcPr>
-          <w:p>
-            <w:r/>
-            <w:r>
-              <w:t>*(no description available)*</w:t>
-            </w:r>
-          </w:p>
-        </w:tc>
-      </w:tr>
-    </w:tbl>
-    <w:p/>
     <w:p>
       <w:pPr>
         <w:pStyle w:val="Heading2"/>
@@ -827,6 +267,566 @@
         <w:pStyle w:val="Heading2"/>
       </w:pPr>
       <w:r>
+        <w:t>eTOM business activities</w:t>
+      </w:r>
+    </w:p>
+    <w:p>
+      <w:r>
+        <w:t>eTOM business activities this ODA Component is responsible for:</w:t>
+      </w:r>
+    </w:p>
+    <w:tbl>
+      <w:tblPr>
+        <w:tblStyle w:val="ScrollTableNormal"/>
+        <w:tblW w:type="auto" w:w="0"/>
+        <w:tblLayout w:type="autofit"/>
+        <w:tblLook w:val="04A0" w:firstRow="1" w:lastRow="0" w:firstColumn="0" w:lastColumn="0" w:noHBand="0" w:noVBand="1"/>
+        <w:tblBorders>
+          <w:top w:val="single" w:sz="4" w:space="0" w:color="999999"/>
+          <w:left w:val="single" w:sz="4" w:space="0" w:color="999999"/>
+          <w:bottom w:val="single" w:sz="4" w:space="0" w:color="999999"/>
+          <w:right w:val="single" w:sz="4" w:space="0" w:color="999999"/>
+          <w:insideH w:val="single" w:sz="4" w:space="0" w:color="999999"/>
+          <w:insideV w:val="single" w:sz="4" w:space="0" w:color="999999"/>
+        </w:tblBorders>
+      </w:tblPr>
+      <w:tblGrid>
+        <w:gridCol w:w="2124"/>
+        <w:gridCol w:w="2124"/>
+        <w:gridCol w:w="2124"/>
+        <w:gridCol w:w="2124"/>
+      </w:tblGrid>
+      <w:tr>
+        <w:trPr>
+          <w:tblHeader/>
+        </w:trPr>
+        <w:tc>
+          <w:tcPr>
+            <w:tcW w:type="dxa" w:w="1404"/>
+          </w:tcPr>
+          <w:p>
+            <w:r/>
+            <w:r>
+              <w:rPr>
+                <w:b/>
+              </w:rPr>
+              <w:t>Identifier</w:t>
+            </w:r>
+          </w:p>
+        </w:tc>
+        <w:tc>
+          <w:tcPr>
+            <w:tcW w:type="dxa" w:w="1123"/>
+          </w:tcPr>
+          <w:p>
+            <w:r/>
+            <w:r>
+              <w:rPr>
+                <w:b/>
+              </w:rPr>
+              <w:t>Level</w:t>
+            </w:r>
+          </w:p>
+        </w:tc>
+        <w:tc>
+          <w:tcPr>
+            <w:tcW w:type="dxa" w:w="3276"/>
+          </w:tcPr>
+          <w:p>
+            <w:r/>
+            <w:r>
+              <w:rPr>
+                <w:b/>
+              </w:rPr>
+              <w:t>Business Activity Name</w:t>
+            </w:r>
+          </w:p>
+        </w:tc>
+        <w:tc>
+          <w:tcPr>
+            <w:tcW w:type="dxa" w:w="3557"/>
+          </w:tcPr>
+          <w:p>
+            <w:r/>
+            <w:r>
+              <w:rPr>
+                <w:b/>
+              </w:rPr>
+              <w:t>Description</w:t>
+            </w:r>
+          </w:p>
+        </w:tc>
+      </w:tr>
+      <w:tr>
+        <w:tc>
+          <w:tcPr>
+            <w:tcW w:type="dxa" w:w="1404"/>
+          </w:tcPr>
+          <w:p>
+            <w:r/>
+            <w:r>
+              <w:t>1.5.5</w:t>
+            </w:r>
+          </w:p>
+        </w:tc>
+        <w:tc>
+          <w:tcPr>
+            <w:tcW w:type="dxa" w:w="1123"/>
+          </w:tcPr>
+          <w:p>
+            <w:r/>
+            <w:r>
+              <w:t>L2</w:t>
+            </w:r>
+          </w:p>
+        </w:tc>
+        <w:tc>
+          <w:tcPr>
+            <w:tcW w:type="dxa" w:w="3276"/>
+          </w:tcPr>
+          <w:p>
+            <w:r/>
+            <w:r>
+              <w:t>Resource Order Management</w:t>
+            </w:r>
+          </w:p>
+        </w:tc>
+        <w:tc>
+          <w:tcPr>
+            <w:tcW w:type="dxa" w:w="3557"/>
+          </w:tcPr>
+          <w:p>
+            <w:r/>
+            <w:r>
+              <w:t>Resource Order Management business process directs and controls ordering, scheduling, and allocation of resources (such as materials, equipment, and personnel) within the business. / Resource Order Management includes managing the capture of resource orders, scheduling works to support the resource order, managing the fulfillment of resource orders, picking/packing, shipping, tracking and closing orders.</w:t>
+            </w:r>
+          </w:p>
+        </w:tc>
+      </w:tr>
+      <w:tr>
+        <w:tc>
+          <w:tcPr>
+            <w:tcW w:type="dxa" w:w="1404"/>
+          </w:tcPr>
+          <w:p>
+            <w:r/>
+            <w:r>
+              <w:t>1.5.5.6</w:t>
+            </w:r>
+          </w:p>
+        </w:tc>
+        <w:tc>
+          <w:tcPr>
+            <w:tcW w:type="dxa" w:w="1123"/>
+          </w:tcPr>
+          <w:p>
+            <w:r/>
+            <w:r>
+              <w:t>L3</w:t>
+            </w:r>
+          </w:p>
+        </w:tc>
+        <w:tc>
+          <w:tcPr>
+            <w:tcW w:type="dxa" w:w="3276"/>
+          </w:tcPr>
+          <w:p>
+            <w:r/>
+            <w:r>
+              <w:t>Manage Resource Order Capture</w:t>
+            </w:r>
+          </w:p>
+        </w:tc>
+        <w:tc>
+          <w:tcPr>
+            <w:tcW w:type="dxa" w:w="3557"/>
+          </w:tcPr>
+          <w:p>
+            <w:r/>
+            <w:r>
+              <w:t>Manage Resource Order Capture is responsible for directing and controlling the capture and collection of resource orders from internal and external customers. / / The business activity begins with the receipt of an order for resource(s), checks orders for completeness and accuracy, and ensures missing or incorrect information is requested from the customer.</w:t>
+            </w:r>
+          </w:p>
+        </w:tc>
+      </w:tr>
+      <w:tr>
+        <w:tc>
+          <w:tcPr>
+            <w:tcW w:type="dxa" w:w="1404"/>
+          </w:tcPr>
+          <w:p>
+            <w:r/>
+            <w:r>
+              <w:t>1.5.5.7</w:t>
+            </w:r>
+          </w:p>
+        </w:tc>
+        <w:tc>
+          <w:tcPr>
+            <w:tcW w:type="dxa" w:w="1123"/>
+          </w:tcPr>
+          <w:p>
+            <w:r/>
+            <w:r>
+              <w:t>L3</w:t>
+            </w:r>
+          </w:p>
+        </w:tc>
+        <w:tc>
+          <w:tcPr>
+            <w:tcW w:type="dxa" w:w="3276"/>
+          </w:tcPr>
+          <w:p>
+            <w:r/>
+            <w:r>
+              <w:t>Manage Resource Work Order</w:t>
+            </w:r>
+          </w:p>
+        </w:tc>
+        <w:tc>
+          <w:tcPr>
+            <w:tcW w:type="dxa" w:w="3557"/>
+          </w:tcPr>
+          <w:p>
+            <w:r/>
+            <w:r>
+              <w:t>Manage Resource Order Work business activity directs and controls all work that are required to fulfill an approved resource order by ensuring the work related to the order is planned, executed and closed in a timely and efficient manner. / Manage Resource Order Work business activity includes activities to "Initiate Resource Work Order", "Create Resource Work Order", "Review Resource Work Order", "Plan Resource Work Order", "Close Resource Work Order", "Analyze Resource Work Order" and "Report Resource Work Order".</w:t>
+            </w:r>
+          </w:p>
+        </w:tc>
+      </w:tr>
+      <w:tr>
+        <w:tc>
+          <w:tcPr>
+            <w:tcW w:type="dxa" w:w="1404"/>
+          </w:tcPr>
+          <w:p>
+            <w:r/>
+            <w:r>
+              <w:t>1.5.5.8</w:t>
+            </w:r>
+          </w:p>
+        </w:tc>
+        <w:tc>
+          <w:tcPr>
+            <w:tcW w:type="dxa" w:w="1123"/>
+          </w:tcPr>
+          <w:p>
+            <w:r/>
+            <w:r>
+              <w:t>L3</w:t>
+            </w:r>
+          </w:p>
+        </w:tc>
+        <w:tc>
+          <w:tcPr>
+            <w:tcW w:type="dxa" w:w="3276"/>
+          </w:tcPr>
+          <w:p>
+            <w:r/>
+            <w:r>
+              <w:t>Manage Resource Order Fulfilment</w:t>
+            </w:r>
+          </w:p>
+        </w:tc>
+        <w:tc>
+          <w:tcPr>
+            <w:tcW w:type="dxa" w:w="3557"/>
+          </w:tcPr>
+          <w:p>
+            <w:r/>
+            <w:r>
+              <w:t>Manage Resource Order Fulfillment business activity directs and controls activities that ensure that resource orders are described, internally satisfied and delivered accordingly. / / Manage Resource Order Fulfillment business activity will coordinate with various business processes, such as inventory management, purchasing and logistics to ensure that resources are readily available and can be shipped to the customer in a timely manner.</w:t>
+            </w:r>
+          </w:p>
+        </w:tc>
+      </w:tr>
+      <w:tr>
+        <w:tc>
+          <w:tcPr>
+            <w:tcW w:type="dxa" w:w="1404"/>
+          </w:tcPr>
+          <w:p>
+            <w:r/>
+            <w:r>
+              <w:t>1.5.5.9</w:t>
+            </w:r>
+          </w:p>
+        </w:tc>
+        <w:tc>
+          <w:tcPr>
+            <w:tcW w:type="dxa" w:w="1123"/>
+          </w:tcPr>
+          <w:p>
+            <w:r/>
+            <w:r>
+              <w:t>L3</w:t>
+            </w:r>
+          </w:p>
+        </w:tc>
+        <w:tc>
+          <w:tcPr>
+            <w:tcW w:type="dxa" w:w="3276"/>
+          </w:tcPr>
+          <w:p>
+            <w:r/>
+            <w:r>
+              <w:t>Manage Resource Order Picking/Packing</w:t>
+            </w:r>
+          </w:p>
+        </w:tc>
+        <w:tc>
+          <w:tcPr>
+            <w:tcW w:type="dxa" w:w="3557"/>
+          </w:tcPr>
+          <w:p>
+            <w:r/>
+            <w:r>
+              <w:t>Manage Resource Order Picking/Packing business activity directs and controls the preparation of resources for delivery to the customer. / / Manage Resource Order Picking/Packing business activity will select the resources from inventory, package them accordingly for delivery (based on the shipment method of the resource order), applying the right mark/label/designation.</w:t>
+            </w:r>
+          </w:p>
+        </w:tc>
+      </w:tr>
+      <w:tr>
+        <w:tc>
+          <w:tcPr>
+            <w:tcW w:type="dxa" w:w="1404"/>
+          </w:tcPr>
+          <w:p>
+            <w:r/>
+            <w:r>
+              <w:t>1.5.5.12</w:t>
+            </w:r>
+          </w:p>
+        </w:tc>
+        <w:tc>
+          <w:tcPr>
+            <w:tcW w:type="dxa" w:w="1123"/>
+          </w:tcPr>
+          <w:p>
+            <w:r/>
+            <w:r>
+              <w:t>L3</w:t>
+            </w:r>
+          </w:p>
+        </w:tc>
+        <w:tc>
+          <w:tcPr>
+            <w:tcW w:type="dxa" w:w="3276"/>
+          </w:tcPr>
+          <w:p>
+            <w:r/>
+            <w:r>
+              <w:t>Manage Resource Order Tracking</w:t>
+            </w:r>
+          </w:p>
+        </w:tc>
+        <w:tc>
+          <w:tcPr>
+            <w:tcW w:type="dxa" w:w="3557"/>
+          </w:tcPr>
+          <w:p>
+            <w:r/>
+            <w:r>
+              <w:t>Manage Resource Order Tracking business activity directs and controls the monitoring of resource order status from the time the order is placed to the time is confirmed delivered. / Manage Resource Order Tracking business activity tracks the status of the resource order, provides updates to all related parties, and ensures that issues are escalated and managed promptly.</w:t>
+            </w:r>
+          </w:p>
+        </w:tc>
+      </w:tr>
+      <w:tr>
+        <w:tc>
+          <w:tcPr>
+            <w:tcW w:type="dxa" w:w="1404"/>
+          </w:tcPr>
+          <w:p>
+            <w:r/>
+            <w:r>
+              <w:t>1.5.5.13</w:t>
+            </w:r>
+          </w:p>
+        </w:tc>
+        <w:tc>
+          <w:tcPr>
+            <w:tcW w:type="dxa" w:w="1123"/>
+          </w:tcPr>
+          <w:p>
+            <w:r/>
+            <w:r>
+              <w:t>L3</w:t>
+            </w:r>
+          </w:p>
+        </w:tc>
+        <w:tc>
+          <w:tcPr>
+            <w:tcW w:type="dxa" w:w="3276"/>
+          </w:tcPr>
+          <w:p>
+            <w:r/>
+            <w:r>
+              <w:t>Manage Resource Order Closure</w:t>
+            </w:r>
+          </w:p>
+        </w:tc>
+        <w:tc>
+          <w:tcPr>
+            <w:tcW w:type="dxa" w:w="3557"/>
+          </w:tcPr>
+          <w:p>
+            <w:r/>
+            <w:r>
+              <w:t>Manage Resource Order Closure business activity directs and controls the closure of an order and finalizing all supporting business activities. / / Manage Resource Order Closure business activity will support order invoicing, order payment processing, and updating the resource order status based on completion status of the order.</w:t>
+            </w:r>
+          </w:p>
+        </w:tc>
+      </w:tr>
+    </w:tbl>
+    <w:p/>
+    <w:p>
+      <w:pPr>
+        <w:pStyle w:val="Heading2"/>
+      </w:pPr>
+      <w:r>
+        <w:t>SID ABEs</w:t>
+      </w:r>
+    </w:p>
+    <w:p>
+      <w:r>
+        <w:t>SID ABEs this ODA Component is responsible for:</w:t>
+      </w:r>
+    </w:p>
+    <w:tbl>
+      <w:tblPr>
+        <w:tblStyle w:val="ScrollTableNormal"/>
+        <w:tblW w:type="auto" w:w="0"/>
+        <w:tblLayout w:type="autofit"/>
+        <w:tblLook w:val="04A0" w:firstRow="1" w:lastRow="0" w:firstColumn="0" w:lastColumn="0" w:noHBand="0" w:noVBand="1"/>
+        <w:tblBorders>
+          <w:top w:val="single" w:sz="4" w:space="0" w:color="999999"/>
+          <w:left w:val="single" w:sz="4" w:space="0" w:color="999999"/>
+          <w:bottom w:val="single" w:sz="4" w:space="0" w:color="999999"/>
+          <w:right w:val="single" w:sz="4" w:space="0" w:color="999999"/>
+          <w:insideH w:val="single" w:sz="4" w:space="0" w:color="999999"/>
+          <w:insideV w:val="single" w:sz="4" w:space="0" w:color="999999"/>
+        </w:tblBorders>
+      </w:tblPr>
+      <w:tblGrid>
+        <w:gridCol w:w="2124"/>
+        <w:gridCol w:w="2124"/>
+        <w:gridCol w:w="2124"/>
+        <w:gridCol w:w="2124"/>
+      </w:tblGrid>
+      <w:tr>
+        <w:trPr>
+          <w:tblHeader/>
+        </w:trPr>
+        <w:tc>
+          <w:tcPr>
+            <w:tcW w:type="dxa" w:w="1591"/>
+          </w:tcPr>
+          <w:p>
+            <w:r/>
+            <w:r>
+              <w:rPr>
+                <w:b/>
+              </w:rPr>
+              <w:t>SID ABE L1</w:t>
+            </w:r>
+          </w:p>
+        </w:tc>
+        <w:tc>
+          <w:tcPr>
+            <w:tcW w:type="dxa" w:w="3089"/>
+          </w:tcPr>
+          <w:p>
+            <w:r/>
+            <w:r>
+              <w:rPr>
+                <w:b/>
+              </w:rPr>
+              <w:t>SID ABE L1 Definition</w:t>
+            </w:r>
+          </w:p>
+        </w:tc>
+        <w:tc>
+          <w:tcPr>
+            <w:tcW w:type="dxa" w:w="2246"/>
+          </w:tcPr>
+          <w:p>
+            <w:r/>
+            <w:r>
+              <w:rPr>
+                <w:b/>
+              </w:rPr>
+              <w:t>SID ABE L2 (or set of BEs)</w:t>
+            </w:r>
+          </w:p>
+        </w:tc>
+        <w:tc>
+          <w:tcPr>
+            <w:tcW w:type="dxa" w:w="2434"/>
+          </w:tcPr>
+          <w:p>
+            <w:r/>
+            <w:r>
+              <w:rPr>
+                <w:b/>
+              </w:rPr>
+              <w:t>SID ABE L2 Definition</w:t>
+            </w:r>
+          </w:p>
+        </w:tc>
+      </w:tr>
+      <w:tr>
+        <w:tc>
+          <w:tcPr>
+            <w:tcW w:type="dxa" w:w="1591"/>
+          </w:tcPr>
+          <w:p>
+            <w:r/>
+            <w:r>
+              <w:t>Resource Order</w:t>
+            </w:r>
+          </w:p>
+        </w:tc>
+        <w:tc>
+          <w:tcPr>
+            <w:tcW w:type="dxa" w:w="3089"/>
+          </w:tcPr>
+          <w:p>
+            <w:r/>
+            <w:r>
+              <w:t>The Resource Order ABE contains entities related to a request to provide / update / remove Resources.</w:t>
+            </w:r>
+          </w:p>
+        </w:tc>
+        <w:tc>
+          <w:tcPr>
+            <w:tcW w:type="dxa" w:w="2246"/>
+          </w:tcPr>
+          <w:p>
+            <w:r/>
+            <w:r/>
+          </w:p>
+        </w:tc>
+        <w:tc>
+          <w:tcPr>
+            <w:tcW w:type="dxa" w:w="2434"/>
+          </w:tcPr>
+          <w:p>
+            <w:r/>
+            <w:r>
+              <w:t>*(no description available)*</w:t>
+            </w:r>
+          </w:p>
+        </w:tc>
+      </w:tr>
+    </w:tbl>
+    <w:p/>
+    <w:p>
+      <w:pPr>
+        <w:pStyle w:val="Heading2"/>
+      </w:pPr>
+      <w:r>
         <w:t>Functional Framework Functions</w:t>
       </w:r>
     </w:p>
@@ -886,7 +886,35 @@
         </w:tc>
         <w:tc>
           <w:tcPr>
+            <w:tcW w:type="dxa" w:w="1685"/>
+          </w:tcPr>
+          <w:p>
+            <w:r/>
+            <w:r>
+              <w:rPr>
+                <w:b/>
+              </w:rPr>
+              <w:t>Aggregate Function Level 1</w:t>
+            </w:r>
+          </w:p>
+        </w:tc>
+        <w:tc>
+          <w:tcPr>
             <w:tcW w:type="dxa" w:w="2153"/>
+          </w:tcPr>
+          <w:p>
+            <w:r/>
+            <w:r>
+              <w:rPr>
+                <w:b/>
+              </w:rPr>
+              <w:t>Aggregate Function Level 2</w:t>
+            </w:r>
+          </w:p>
+        </w:tc>
+        <w:tc>
+          <w:tcPr>
+            <w:tcW w:type="dxa" w:w="2246"/>
           </w:tcPr>
           <w:p>
             <w:r/>
@@ -898,34 +926,6 @@
             </w:r>
           </w:p>
         </w:tc>
-        <w:tc>
-          <w:tcPr>
-            <w:tcW w:type="dxa" w:w="1685"/>
-          </w:tcPr>
-          <w:p>
-            <w:r/>
-            <w:r>
-              <w:rPr>
-                <w:b/>
-              </w:rPr>
-              <w:t>Aggregate Function Level 1</w:t>
-            </w:r>
-          </w:p>
-        </w:tc>
-        <w:tc>
-          <w:tcPr>
-            <w:tcW w:type="dxa" w:w="2246"/>
-          </w:tcPr>
-          <w:p>
-            <w:r/>
-            <w:r>
-              <w:rPr>
-                <w:b/>
-              </w:rPr>
-              <w:t>Aggregate Function Level 2</w:t>
-            </w:r>
-          </w:p>
-        </w:tc>
       </w:tr>
       <w:tr>
         <w:tc>
@@ -952,34 +952,34 @@
         </w:tc>
         <w:tc>
           <w:tcPr>
+            <w:tcW w:type="dxa" w:w="1685"/>
+          </w:tcPr>
+          <w:p>
+            <w:r/>
+            <w:r>
+              <w:t>Resource Order Management</w:t>
+            </w:r>
+          </w:p>
+        </w:tc>
+        <w:tc>
+          <w:tcPr>
             <w:tcW w:type="dxa" w:w="2153"/>
           </w:tcPr>
           <w:p>
             <w:r/>
             <w:r>
+              <w:t>Resource Order Completion</w:t>
+            </w:r>
+          </w:p>
+        </w:tc>
+        <w:tc>
+          <w:tcPr>
+            <w:tcW w:type="dxa" w:w="2246"/>
+          </w:tcPr>
+          <w:p>
+            <w:r/>
+            <w:r>
               <w:t>Resource Order Data Collection function gathers any needed resource data to aid in the verification and issuance of a complete and valid resource order.</w:t>
-            </w:r>
-          </w:p>
-        </w:tc>
-        <w:tc>
-          <w:tcPr>
-            <w:tcW w:type="dxa" w:w="1685"/>
-          </w:tcPr>
-          <w:p>
-            <w:r/>
-            <w:r>
-              <w:t>Resource Order Management</w:t>
-            </w:r>
-          </w:p>
-        </w:tc>
-        <w:tc>
-          <w:tcPr>
-            <w:tcW w:type="dxa" w:w="2246"/>
-          </w:tcPr>
-          <w:p>
-            <w:r/>
-            <w:r>
-              <w:t>Resource Order Completion</w:t>
             </w:r>
           </w:p>
         </w:tc>
@@ -1009,34 +1009,34 @@
         </w:tc>
         <w:tc>
           <w:tcPr>
+            <w:tcW w:type="dxa" w:w="1685"/>
+          </w:tcPr>
+          <w:p>
+            <w:r/>
+            <w:r>
+              <w:t>Resource Order Management</w:t>
+            </w:r>
+          </w:p>
+        </w:tc>
+        <w:tc>
+          <w:tcPr>
             <w:tcW w:type="dxa" w:w="2153"/>
           </w:tcPr>
           <w:p>
             <w:r/>
             <w:r>
+              <w:t>Resource Order Completion</w:t>
+            </w:r>
+          </w:p>
+        </w:tc>
+        <w:tc>
+          <w:tcPr>
+            <w:tcW w:type="dxa" w:w="2246"/>
+          </w:tcPr>
+          <w:p>
+            <w:r/>
+            <w:r>
               <w:t>Resource Order Initiation function issues valid and complete resource orders, and stores the order into an appropriate data store. As part of order publication, additional data might be obtained or derived to support downstream functions that are not provided in the resource order request.</w:t>
-            </w:r>
-          </w:p>
-        </w:tc>
-        <w:tc>
-          <w:tcPr>
-            <w:tcW w:type="dxa" w:w="1685"/>
-          </w:tcPr>
-          <w:p>
-            <w:r/>
-            <w:r>
-              <w:t>Resource Order Management</w:t>
-            </w:r>
-          </w:p>
-        </w:tc>
-        <w:tc>
-          <w:tcPr>
-            <w:tcW w:type="dxa" w:w="2246"/>
-          </w:tcPr>
-          <w:p>
-            <w:r/>
-            <w:r>
-              <w:t>Resource Order Completion</w:t>
             </w:r>
           </w:p>
         </w:tc>
@@ -1066,34 +1066,34 @@
         </w:tc>
         <w:tc>
           <w:tcPr>
+            <w:tcW w:type="dxa" w:w="1685"/>
+          </w:tcPr>
+          <w:p>
+            <w:r/>
+            <w:r>
+              <w:t>Resource Order Management</w:t>
+            </w:r>
+          </w:p>
+        </w:tc>
+        <w:tc>
+          <w:tcPr>
             <w:tcW w:type="dxa" w:w="2153"/>
           </w:tcPr>
           <w:p>
             <w:r/>
             <w:r>
+              <w:t>Resource Order Completion</w:t>
+            </w:r>
+          </w:p>
+        </w:tc>
+        <w:tc>
+          <w:tcPr>
+            <w:tcW w:type="dxa" w:w="2246"/>
+          </w:tcPr>
+          <w:p>
+            <w:r/>
+            <w:r>
               <w:t>Resource Order Completion completes the resource order when all activities have been completed.</w:t>
-            </w:r>
-          </w:p>
-        </w:tc>
-        <w:tc>
-          <w:tcPr>
-            <w:tcW w:type="dxa" w:w="1685"/>
-          </w:tcPr>
-          <w:p>
-            <w:r/>
-            <w:r>
-              <w:t>Resource Order Management</w:t>
-            </w:r>
-          </w:p>
-        </w:tc>
-        <w:tc>
-          <w:tcPr>
-            <w:tcW w:type="dxa" w:w="2246"/>
-          </w:tcPr>
-          <w:p>
-            <w:r/>
-            <w:r>
-              <w:t>Resource Order Completion</w:t>
             </w:r>
           </w:p>
         </w:tc>
@@ -1123,34 +1123,34 @@
         </w:tc>
         <w:tc>
           <w:tcPr>
+            <w:tcW w:type="dxa" w:w="1685"/>
+          </w:tcPr>
+          <w:p>
+            <w:r/>
+            <w:r>
+              <w:t>Resource Order Management</w:t>
+            </w:r>
+          </w:p>
+        </w:tc>
+        <w:tc>
+          <w:tcPr>
             <w:tcW w:type="dxa" w:w="2153"/>
           </w:tcPr>
           <w:p>
             <w:r/>
             <w:r>
+              <w:t>Resource Order Completion</w:t>
+            </w:r>
+          </w:p>
+        </w:tc>
+        <w:tc>
+          <w:tcPr>
+            <w:tcW w:type="dxa" w:w="2246"/>
+          </w:tcPr>
+          <w:p>
+            <w:r/>
+            <w:r>
               <w:t>The Resource Order Validation function validates the resource order request based on contract, catalog, and provisioning rules.</w:t>
-            </w:r>
-          </w:p>
-        </w:tc>
-        <w:tc>
-          <w:tcPr>
-            <w:tcW w:type="dxa" w:w="1685"/>
-          </w:tcPr>
-          <w:p>
-            <w:r/>
-            <w:r>
-              <w:t>Resource Order Management</w:t>
-            </w:r>
-          </w:p>
-        </w:tc>
-        <w:tc>
-          <w:tcPr>
-            <w:tcW w:type="dxa" w:w="2246"/>
-          </w:tcPr>
-          <w:p>
-            <w:r/>
-            <w:r>
-              <w:t>Resource Order Completion</w:t>
             </w:r>
           </w:p>
         </w:tc>
@@ -1180,34 +1180,34 @@
         </w:tc>
         <w:tc>
           <w:tcPr>
+            <w:tcW w:type="dxa" w:w="1685"/>
+          </w:tcPr>
+          <w:p>
+            <w:r/>
+            <w:r>
+              <w:t>Resource Order Management</w:t>
+            </w:r>
+          </w:p>
+        </w:tc>
+        <w:tc>
+          <w:tcPr>
             <w:tcW w:type="dxa" w:w="2153"/>
           </w:tcPr>
           <w:p>
             <w:r/>
             <w:r>
+              <w:t>Resource Order Orchestration</w:t>
+            </w:r>
+          </w:p>
+        </w:tc>
+        <w:tc>
+          <w:tcPr>
+            <w:tcW w:type="dxa" w:w="2246"/>
+          </w:tcPr>
+          <w:p>
+            <w:r/>
+            <w:r>
               <w:t>Resource Commissioning supports the commissioning process of a resource and ensuring that operational status' are configured.</w:t>
-            </w:r>
-          </w:p>
-        </w:tc>
-        <w:tc>
-          <w:tcPr>
-            <w:tcW w:type="dxa" w:w="1685"/>
-          </w:tcPr>
-          <w:p>
-            <w:r/>
-            <w:r>
-              <w:t>Resource Order Management</w:t>
-            </w:r>
-          </w:p>
-        </w:tc>
-        <w:tc>
-          <w:tcPr>
-            <w:tcW w:type="dxa" w:w="2246"/>
-          </w:tcPr>
-          <w:p>
-            <w:r/>
-            <w:r>
-              <w:t>Resource Order Orchestration</w:t>
             </w:r>
           </w:p>
         </w:tc>
@@ -1237,34 +1237,34 @@
         </w:tc>
         <w:tc>
           <w:tcPr>
+            <w:tcW w:type="dxa" w:w="1685"/>
+          </w:tcPr>
+          <w:p>
+            <w:r/>
+            <w:r>
+              <w:t>Resource Order Management</w:t>
+            </w:r>
+          </w:p>
+        </w:tc>
+        <w:tc>
+          <w:tcPr>
             <w:tcW w:type="dxa" w:w="2153"/>
           </w:tcPr>
           <w:p>
             <w:r/>
             <w:r>
+              <w:t>Resource Order Orchestration</w:t>
+            </w:r>
+          </w:p>
+        </w:tc>
+        <w:tc>
+          <w:tcPr>
+            <w:tcW w:type="dxa" w:w="2246"/>
+          </w:tcPr>
+          <w:p>
+            <w:r/>
+            <w:r>
               <w:t>This function provides workflow and orchestration capability for the Resource order fulfillment.</w:t>
-            </w:r>
-          </w:p>
-        </w:tc>
-        <w:tc>
-          <w:tcPr>
-            <w:tcW w:type="dxa" w:w="1685"/>
-          </w:tcPr>
-          <w:p>
-            <w:r/>
-            <w:r>
-              <w:t>Resource Order Management</w:t>
-            </w:r>
-          </w:p>
-        </w:tc>
-        <w:tc>
-          <w:tcPr>
-            <w:tcW w:type="dxa" w:w="2246"/>
-          </w:tcPr>
-          <w:p>
-            <w:r/>
-            <w:r>
-              <w:t>Resource Order Orchestration</w:t>
             </w:r>
           </w:p>
         </w:tc>
@@ -1294,34 +1294,34 @@
         </w:tc>
         <w:tc>
           <w:tcPr>
+            <w:tcW w:type="dxa" w:w="1685"/>
+          </w:tcPr>
+          <w:p>
+            <w:r/>
+            <w:r>
+              <w:t>Resource Order Management</w:t>
+            </w:r>
+          </w:p>
+        </w:tc>
+        <w:tc>
+          <w:tcPr>
             <w:tcW w:type="dxa" w:w="2153"/>
           </w:tcPr>
           <w:p>
             <w:r/>
             <w:r>
+              <w:t>Resource Order Orchestration</w:t>
+            </w:r>
+          </w:p>
+        </w:tc>
+        <w:tc>
+          <w:tcPr>
+            <w:tcW w:type="dxa" w:w="2246"/>
+          </w:tcPr>
+          <w:p>
+            <w:r/>
+            <w:r>
               <w:t>Manages dependencies across resource orders by triggering and follow up as needed.</w:t>
-            </w:r>
-          </w:p>
-        </w:tc>
-        <w:tc>
-          <w:tcPr>
-            <w:tcW w:type="dxa" w:w="1685"/>
-          </w:tcPr>
-          <w:p>
-            <w:r/>
-            <w:r>
-              <w:t>Resource Order Management</w:t>
-            </w:r>
-          </w:p>
-        </w:tc>
-        <w:tc>
-          <w:tcPr>
-            <w:tcW w:type="dxa" w:w="2246"/>
-          </w:tcPr>
-          <w:p>
-            <w:r/>
-            <w:r>
-              <w:t>Resource Order Orchestration</w:t>
             </w:r>
           </w:p>
         </w:tc>
@@ -1351,34 +1351,34 @@
         </w:tc>
         <w:tc>
           <w:tcPr>
+            <w:tcW w:type="dxa" w:w="1685"/>
+          </w:tcPr>
+          <w:p>
+            <w:r/>
+            <w:r>
+              <w:t>Resource Order Management</w:t>
+            </w:r>
+          </w:p>
+        </w:tc>
+        <w:tc>
+          <w:tcPr>
             <w:tcW w:type="dxa" w:w="2153"/>
           </w:tcPr>
           <w:p>
             <w:r/>
             <w:r>
+              <w:t>Resource Order Orchestration</w:t>
+            </w:r>
+          </w:p>
+        </w:tc>
+        <w:tc>
+          <w:tcPr>
+            <w:tcW w:type="dxa" w:w="2246"/>
+          </w:tcPr>
+          <w:p>
+            <w:r/>
+            <w:r>
               <w:t>Raises jeopardies as appropriate if specified dates and workflow milestones are not met, and escalates jeopardies to appropriate management levels.</w:t>
-            </w:r>
-          </w:p>
-        </w:tc>
-        <w:tc>
-          <w:tcPr>
-            <w:tcW w:type="dxa" w:w="1685"/>
-          </w:tcPr>
-          <w:p>
-            <w:r/>
-            <w:r>
-              <w:t>Resource Order Management</w:t>
-            </w:r>
-          </w:p>
-        </w:tc>
-        <w:tc>
-          <w:tcPr>
-            <w:tcW w:type="dxa" w:w="2246"/>
-          </w:tcPr>
-          <w:p>
-            <w:r/>
-            <w:r>
-              <w:t>Resource Order Orchestration</w:t>
             </w:r>
           </w:p>
         </w:tc>
@@ -1408,34 +1408,34 @@
         </w:tc>
         <w:tc>
           <w:tcPr>
+            <w:tcW w:type="dxa" w:w="1685"/>
+          </w:tcPr>
+          <w:p>
+            <w:r/>
+            <w:r>
+              <w:t>Resource Order Management</w:t>
+            </w:r>
+          </w:p>
+        </w:tc>
+        <w:tc>
+          <w:tcPr>
             <w:tcW w:type="dxa" w:w="2153"/>
           </w:tcPr>
           <w:p>
             <w:r/>
             <w:r>
+              <w:t>Resource Order Orchestration</w:t>
+            </w:r>
+          </w:p>
+        </w:tc>
+        <w:tc>
+          <w:tcPr>
+            <w:tcW w:type="dxa" w:w="2246"/>
+          </w:tcPr>
+          <w:p>
+            <w:r/>
+            <w:r>
               <w:t>Detailed design of resources against the existing networked resource at all technology layers, ensuring that the designed resource is actually deployed and for accurately recording the resultant inventory.</w:t>
-            </w:r>
-          </w:p>
-        </w:tc>
-        <w:tc>
-          <w:tcPr>
-            <w:tcW w:type="dxa" w:w="1685"/>
-          </w:tcPr>
-          <w:p>
-            <w:r/>
-            <w:r>
-              <w:t>Resource Order Management</w:t>
-            </w:r>
-          </w:p>
-        </w:tc>
-        <w:tc>
-          <w:tcPr>
-            <w:tcW w:type="dxa" w:w="2246"/>
-          </w:tcPr>
-          <w:p>
-            <w:r/>
-            <w:r>
-              <w:t>Resource Order Orchestration</w:t>
             </w:r>
           </w:p>
         </w:tc>
@@ -1465,34 +1465,34 @@
         </w:tc>
         <w:tc>
           <w:tcPr>
+            <w:tcW w:type="dxa" w:w="1685"/>
+          </w:tcPr>
+          <w:p>
+            <w:r/>
+            <w:r>
+              <w:t>Resource Order Management</w:t>
+            </w:r>
+          </w:p>
+        </w:tc>
+        <w:tc>
+          <w:tcPr>
             <w:tcW w:type="dxa" w:w="2153"/>
           </w:tcPr>
           <w:p>
             <w:r/>
             <w:r>
+              <w:t>Resource Order Orchestration</w:t>
+            </w:r>
+          </w:p>
+        </w:tc>
+        <w:tc>
+          <w:tcPr>
+            <w:tcW w:type="dxa" w:w="2246"/>
+          </w:tcPr>
+          <w:p>
+            <w:r/>
+            <w:r>
               <w:t>By request for an orchestration of a resource the Task Item needs to be analyzed and decomposed into the part-actions necessary to take to fulfill the requested resource orchestration. The resource task item may consist of several resource tasks and may use a number of Resources. It may also be controlled by several parameters for optional behaviors. This composition of the Resource is given by configuration data available from Catalog applications and the Resource Capability Orchestration application.</w:t>
-            </w:r>
-          </w:p>
-        </w:tc>
-        <w:tc>
-          <w:tcPr>
-            <w:tcW w:type="dxa" w:w="1685"/>
-          </w:tcPr>
-          <w:p>
-            <w:r/>
-            <w:r>
-              <w:t>Resource Order Management</w:t>
-            </w:r>
-          </w:p>
-        </w:tc>
-        <w:tc>
-          <w:tcPr>
-            <w:tcW w:type="dxa" w:w="2246"/>
-          </w:tcPr>
-          <w:p>
-            <w:r/>
-            <w:r>
-              <w:t>Resource Order Orchestration</w:t>
             </w:r>
           </w:p>
         </w:tc>
@@ -1522,34 +1522,34 @@
         </w:tc>
         <w:tc>
           <w:tcPr>
+            <w:tcW w:type="dxa" w:w="1685"/>
+          </w:tcPr>
+          <w:p>
+            <w:r/>
+            <w:r>
+              <w:t>Resource Order Management</w:t>
+            </w:r>
+          </w:p>
+        </w:tc>
+        <w:tc>
+          <w:tcPr>
             <w:tcW w:type="dxa" w:w="2153"/>
           </w:tcPr>
           <w:p>
             <w:r/>
             <w:r>
+              <w:t>Resource Order Orchestration</w:t>
+            </w:r>
+          </w:p>
+        </w:tc>
+        <w:tc>
+          <w:tcPr>
+            <w:tcW w:type="dxa" w:w="2246"/>
+          </w:tcPr>
+          <w:p>
+            <w:r/>
+            <w:r>
               <w:t>Because of the “Resource Task Item Decomposition” of an orchestration request the result may be several actions that needs to take place in a specific sequence. The “Resource Work Item Sequence Execution” function executes each individual item in sequence to fulfill, or roll back according to a pre-defined configuration, and reports the sequence carry through result.</w:t>
-            </w:r>
-          </w:p>
-        </w:tc>
-        <w:tc>
-          <w:tcPr>
-            <w:tcW w:type="dxa" w:w="1685"/>
-          </w:tcPr>
-          <w:p>
-            <w:r/>
-            <w:r>
-              <w:t>Resource Order Management</w:t>
-            </w:r>
-          </w:p>
-        </w:tc>
-        <w:tc>
-          <w:tcPr>
-            <w:tcW w:type="dxa" w:w="2246"/>
-          </w:tcPr>
-          <w:p>
-            <w:r/>
-            <w:r>
-              <w:t>Resource Order Orchestration</w:t>
             </w:r>
           </w:p>
         </w:tc>
@@ -1579,34 +1579,34 @@
         </w:tc>
         <w:tc>
           <w:tcPr>
+            <w:tcW w:type="dxa" w:w="1685"/>
+          </w:tcPr>
+          <w:p>
+            <w:r/>
+            <w:r>
+              <w:t>Resource Order Management</w:t>
+            </w:r>
+          </w:p>
+        </w:tc>
+        <w:tc>
+          <w:tcPr>
             <w:tcW w:type="dxa" w:w="2153"/>
           </w:tcPr>
           <w:p>
             <w:r/>
             <w:r>
+              <w:t>Resource Order Tracking &amp; Business Value Development</w:t>
+            </w:r>
+          </w:p>
+        </w:tc>
+        <w:tc>
+          <w:tcPr>
+            <w:tcW w:type="dxa" w:w="2246"/>
+          </w:tcPr>
+          <w:p>
+            <w:r/>
+            <w:r>
               <w:t>Resource Order Tracking tracks the various resource orders until completed.</w:t>
-            </w:r>
-          </w:p>
-        </w:tc>
-        <w:tc>
-          <w:tcPr>
-            <w:tcW w:type="dxa" w:w="1685"/>
-          </w:tcPr>
-          <w:p>
-            <w:r/>
-            <w:r>
-              <w:t>Resource Order Management</w:t>
-            </w:r>
-          </w:p>
-        </w:tc>
-        <w:tc>
-          <w:tcPr>
-            <w:tcW w:type="dxa" w:w="2246"/>
-          </w:tcPr>
-          <w:p>
-            <w:r/>
-            <w:r>
-              <w:t>Resource Order Tracking &amp; Business Value Development</w:t>
             </w:r>
           </w:p>
         </w:tc>
@@ -1636,34 +1636,34 @@
         </w:tc>
         <w:tc>
           <w:tcPr>
+            <w:tcW w:type="dxa" w:w="1685"/>
+          </w:tcPr>
+          <w:p>
+            <w:r/>
+            <w:r>
+              <w:t>Resource Order Management</w:t>
+            </w:r>
+          </w:p>
+        </w:tc>
+        <w:tc>
+          <w:tcPr>
             <w:tcW w:type="dxa" w:w="2153"/>
           </w:tcPr>
           <w:p>
             <w:r/>
             <w:r>
+              <w:t>Resource Order Tracking &amp; Business Value Development</w:t>
+            </w:r>
+          </w:p>
+        </w:tc>
+        <w:tc>
+          <w:tcPr>
+            <w:tcW w:type="dxa" w:w="2246"/>
+          </w:tcPr>
+          <w:p>
+            <w:r/>
+            <w:r>
               <w:t>Resource Order Status Reporting provides status reports on the resource order.</w:t>
-            </w:r>
-          </w:p>
-        </w:tc>
-        <w:tc>
-          <w:tcPr>
-            <w:tcW w:type="dxa" w:w="1685"/>
-          </w:tcPr>
-          <w:p>
-            <w:r/>
-            <w:r>
-              <w:t>Resource Order Management</w:t>
-            </w:r>
-          </w:p>
-        </w:tc>
-        <w:tc>
-          <w:tcPr>
-            <w:tcW w:type="dxa" w:w="2246"/>
-          </w:tcPr>
-          <w:p>
-            <w:r/>
-            <w:r>
-              <w:t>Resource Order Tracking &amp; Business Value Development</w:t>
             </w:r>
           </w:p>
         </w:tc>
@@ -1693,34 +1693,34 @@
         </w:tc>
         <w:tc>
           <w:tcPr>
+            <w:tcW w:type="dxa" w:w="1685"/>
+          </w:tcPr>
+          <w:p>
+            <w:r/>
+            <w:r>
+              <w:t>Resource Management</w:t>
+            </w:r>
+          </w:p>
+        </w:tc>
+        <w:tc>
+          <w:tcPr>
             <w:tcW w:type="dxa" w:w="2153"/>
           </w:tcPr>
           <w:p>
             <w:r/>
             <w:r>
+              <w:t>Resource Allocation</w:t>
+            </w:r>
+          </w:p>
+        </w:tc>
+        <w:tc>
+          <w:tcPr>
+            <w:tcW w:type="dxa" w:w="2246"/>
+          </w:tcPr>
+          <w:p>
+            <w:r/>
+            <w:r>
               <w:t>Resource Parameters Allocation allocates the right resource parameters to fulfill resource orders.</w:t>
-            </w:r>
-          </w:p>
-        </w:tc>
-        <w:tc>
-          <w:tcPr>
-            <w:tcW w:type="dxa" w:w="1685"/>
-          </w:tcPr>
-          <w:p>
-            <w:r/>
-            <w:r>
-              <w:t>Resource Management</w:t>
-            </w:r>
-          </w:p>
-        </w:tc>
-        <w:tc>
-          <w:tcPr>
-            <w:tcW w:type="dxa" w:w="2246"/>
-          </w:tcPr>
-          <w:p>
-            <w:r/>
-            <w:r>
-              <w:t>Resource Allocation</w:t>
             </w:r>
           </w:p>
         </w:tc>
@@ -1750,34 +1750,34 @@
         </w:tc>
         <w:tc>
           <w:tcPr>
+            <w:tcW w:type="dxa" w:w="1685"/>
+          </w:tcPr>
+          <w:p>
+            <w:r/>
+            <w:r>
+              <w:t>Resource Management</w:t>
+            </w:r>
+          </w:p>
+        </w:tc>
+        <w:tc>
+          <w:tcPr>
             <w:tcW w:type="dxa" w:w="2153"/>
           </w:tcPr>
           <w:p>
             <w:r/>
             <w:r>
+              <w:t>Resource Allocation</w:t>
+            </w:r>
+          </w:p>
+        </w:tc>
+        <w:tc>
+          <w:tcPr>
+            <w:tcW w:type="dxa" w:w="2246"/>
+          </w:tcPr>
+          <w:p>
+            <w:r/>
+            <w:r>
               <w:t>Resource Parameters Reservation reserves the right resource parameters based on resource specification and resource inventory.</w:t>
-            </w:r>
-          </w:p>
-        </w:tc>
-        <w:tc>
-          <w:tcPr>
-            <w:tcW w:type="dxa" w:w="1685"/>
-          </w:tcPr>
-          <w:p>
-            <w:r/>
-            <w:r>
-              <w:t>Resource Management</w:t>
-            </w:r>
-          </w:p>
-        </w:tc>
-        <w:tc>
-          <w:tcPr>
-            <w:tcW w:type="dxa" w:w="2246"/>
-          </w:tcPr>
-          <w:p>
-            <w:r/>
-            <w:r>
-              <w:t>Resource Allocation</w:t>
             </w:r>
           </w:p>
         </w:tc>
@@ -1807,34 +1807,34 @@
         </w:tc>
         <w:tc>
           <w:tcPr>
+            <w:tcW w:type="dxa" w:w="1685"/>
+          </w:tcPr>
+          <w:p>
+            <w:r/>
+            <w:r>
+              <w:t>Fallout Management</w:t>
+            </w:r>
+          </w:p>
+        </w:tc>
+        <w:tc>
+          <w:tcPr>
             <w:tcW w:type="dxa" w:w="2153"/>
           </w:tcPr>
           <w:p>
             <w:r/>
             <w:r>
+              <w:t>Fallout Correction Management</w:t>
+            </w:r>
+          </w:p>
+        </w:tc>
+        <w:tc>
+          <w:tcPr>
+            <w:tcW w:type="dxa" w:w="2246"/>
+          </w:tcPr>
+          <w:p>
+            <w:r/>
+            <w:r>
               <w:t>Fallout Automated Correction function tries to automatically fix fallouts in workflows before they go to a human for handling. This includes a Fallout Rules Engine that provides the capability to handling various errors or error types based on built rules. These rules can facilitate autocorrection, correction assistance, placement of errors in the appropriate queues for manual handling, as well as access to various systems.</w:t>
-            </w:r>
-          </w:p>
-        </w:tc>
-        <w:tc>
-          <w:tcPr>
-            <w:tcW w:type="dxa" w:w="1685"/>
-          </w:tcPr>
-          <w:p>
-            <w:r/>
-            <w:r>
-              <w:t>Fallout Management</w:t>
-            </w:r>
-          </w:p>
-        </w:tc>
-        <w:tc>
-          <w:tcPr>
-            <w:tcW w:type="dxa" w:w="2246"/>
-          </w:tcPr>
-          <w:p>
-            <w:r/>
-            <w:r>
-              <w:t>Fallout Correction Management</w:t>
             </w:r>
           </w:p>
         </w:tc>
@@ -1864,34 +1864,34 @@
         </w:tc>
         <w:tc>
           <w:tcPr>
+            <w:tcW w:type="dxa" w:w="1685"/>
+          </w:tcPr>
+          <w:p>
+            <w:r/>
+            <w:r>
+              <w:t>Fallout Management</w:t>
+            </w:r>
+          </w:p>
+        </w:tc>
+        <w:tc>
+          <w:tcPr>
             <w:tcW w:type="dxa" w:w="2153"/>
           </w:tcPr>
           <w:p>
             <w:r/>
             <w:r>
+              <w:t>Fallout Correction Management</w:t>
+            </w:r>
+          </w:p>
+        </w:tc>
+        <w:tc>
+          <w:tcPr>
+            <w:tcW w:type="dxa" w:w="2246"/>
+          </w:tcPr>
+          <w:p>
+            <w:r/>
+            <w:r>
               <w:t>Fallout Correction Information Collection collects relevant information for errors or situations that cannot be handled via Fallout Auto Correction. The intent is to reduce the time required by the technician in diagnosing and fixing the fallout.</w:t>
-            </w:r>
-          </w:p>
-        </w:tc>
-        <w:tc>
-          <w:tcPr>
-            <w:tcW w:type="dxa" w:w="1685"/>
-          </w:tcPr>
-          <w:p>
-            <w:r/>
-            <w:r>
-              <w:t>Fallout Management</w:t>
-            </w:r>
-          </w:p>
-        </w:tc>
-        <w:tc>
-          <w:tcPr>
-            <w:tcW w:type="dxa" w:w="2246"/>
-          </w:tcPr>
-          <w:p>
-            <w:r/>
-            <w:r>
-              <w:t>Fallout Correction Management</w:t>
             </w:r>
           </w:p>
         </w:tc>
@@ -1921,34 +1921,34 @@
         </w:tc>
         <w:tc>
           <w:tcPr>
+            <w:tcW w:type="dxa" w:w="1685"/>
+          </w:tcPr>
+          <w:p>
+            <w:r/>
+            <w:r>
+              <w:t>Fallout Management</w:t>
+            </w:r>
+          </w:p>
+        </w:tc>
+        <w:tc>
+          <w:tcPr>
             <w:tcW w:type="dxa" w:w="2153"/>
           </w:tcPr>
           <w:p>
             <w:r/>
             <w:r>
+              <w:t>Fallout Correction Management</w:t>
+            </w:r>
+          </w:p>
+        </w:tc>
+        <w:tc>
+          <w:tcPr>
+            <w:tcW w:type="dxa" w:w="2246"/>
+          </w:tcPr>
+          <w:p>
+            <w:r/>
+            <w:r>
               <w:t>Fallout Manual Correction Queuing function provides the required functionality to place error fallout into appropriate queues to be handled via various staff or workgroups assigned to handle or fix the various types of fallout that occurs during the fulfillment process. This includes the ability to create and configure queues, route errors to the appropriate queues, as well as the ability for staff to access and address the various fallout instances within the queues.</w:t>
-            </w:r>
-          </w:p>
-        </w:tc>
-        <w:tc>
-          <w:tcPr>
-            <w:tcW w:type="dxa" w:w="1685"/>
-          </w:tcPr>
-          <w:p>
-            <w:r/>
-            <w:r>
-              <w:t>Fallout Management</w:t>
-            </w:r>
-          </w:p>
-        </w:tc>
-        <w:tc>
-          <w:tcPr>
-            <w:tcW w:type="dxa" w:w="2246"/>
-          </w:tcPr>
-          <w:p>
-            <w:r/>
-            <w:r>
-              <w:t>Fallout Correction Management</w:t>
             </w:r>
           </w:p>
         </w:tc>
@@ -1978,34 +1978,34 @@
         </w:tc>
         <w:tc>
           <w:tcPr>
+            <w:tcW w:type="dxa" w:w="1685"/>
+          </w:tcPr>
+          <w:p>
+            <w:r/>
+            <w:r>
+              <w:t>Fallout Management</w:t>
+            </w:r>
+          </w:p>
+        </w:tc>
+        <w:tc>
+          <w:tcPr>
             <w:tcW w:type="dxa" w:w="2153"/>
           </w:tcPr>
           <w:p>
             <w:r/>
             <w:r>
+              <w:t>Fallout Correction Management</w:t>
+            </w:r>
+          </w:p>
+        </w:tc>
+        <w:tc>
+          <w:tcPr>
+            <w:tcW w:type="dxa" w:w="2246"/>
+          </w:tcPr>
+          <w:p>
+            <w:r/>
+            <w:r>
               <w:t>The Fallout Orchestration function provides workflow and orchestration capability across Fallout Management.</w:t>
-            </w:r>
-          </w:p>
-        </w:tc>
-        <w:tc>
-          <w:tcPr>
-            <w:tcW w:type="dxa" w:w="1685"/>
-          </w:tcPr>
-          <w:p>
-            <w:r/>
-            <w:r>
-              <w:t>Fallout Management</w:t>
-            </w:r>
-          </w:p>
-        </w:tc>
-        <w:tc>
-          <w:tcPr>
-            <w:tcW w:type="dxa" w:w="2246"/>
-          </w:tcPr>
-          <w:p>
-            <w:r/>
-            <w:r>
-              <w:t>Fallout Correction Management</w:t>
             </w:r>
           </w:p>
         </w:tc>
@@ -2035,34 +2035,34 @@
         </w:tc>
         <w:tc>
           <w:tcPr>
+            <w:tcW w:type="dxa" w:w="1685"/>
+          </w:tcPr>
+          <w:p>
+            <w:r/>
+            <w:r>
+              <w:t>Fallout Management</w:t>
+            </w:r>
+          </w:p>
+        </w:tc>
+        <w:tc>
+          <w:tcPr>
             <w:tcW w:type="dxa" w:w="2153"/>
           </w:tcPr>
           <w:p>
             <w:r/>
             <w:r>
+              <w:t>Fallout Correction Management</w:t>
+            </w:r>
+          </w:p>
+        </w:tc>
+        <w:tc>
+          <w:tcPr>
+            <w:tcW w:type="dxa" w:w="2246"/>
+          </w:tcPr>
+          <w:p>
+            <w:r/>
+            <w:r>
               <w:t>Pre-populated Fallout Information Presentation automatically position the analyzer on appropriate screens pre-populated with information about the order(s) that's subject for fallout handling.</w:t>
-            </w:r>
-          </w:p>
-        </w:tc>
-        <w:tc>
-          <w:tcPr>
-            <w:tcW w:type="dxa" w:w="1685"/>
-          </w:tcPr>
-          <w:p>
-            <w:r/>
-            <w:r>
-              <w:t>Fallout Management</w:t>
-            </w:r>
-          </w:p>
-        </w:tc>
-        <w:tc>
-          <w:tcPr>
-            <w:tcW w:type="dxa" w:w="2246"/>
-          </w:tcPr>
-          <w:p>
-            <w:r/>
-            <w:r>
-              <w:t>Fallout Correction Management</w:t>
             </w:r>
           </w:p>
         </w:tc>
@@ -2092,34 +2092,34 @@
         </w:tc>
         <w:tc>
           <w:tcPr>
+            <w:tcW w:type="dxa" w:w="1685"/>
+          </w:tcPr>
+          <w:p>
+            <w:r/>
+            <w:r>
+              <w:t>Fallout Management</w:t>
+            </w:r>
+          </w:p>
+        </w:tc>
+        <w:tc>
+          <w:tcPr>
             <w:tcW w:type="dxa" w:w="2153"/>
           </w:tcPr>
           <w:p>
             <w:r/>
             <w:r>
+              <w:t>Fallout Correction Management</w:t>
+            </w:r>
+          </w:p>
+        </w:tc>
+        <w:tc>
+          <w:tcPr>
+            <w:tcW w:type="dxa" w:w="2246"/>
+          </w:tcPr>
+          <w:p>
+            <w:r/>
+            <w:r>
               <w:t>Fallout Rule Based Error Correction function provides the capability to handle various errors or error types based on pre-defined rules. These rules can facilitate autocorrection.</w:t>
-            </w:r>
-          </w:p>
-        </w:tc>
-        <w:tc>
-          <w:tcPr>
-            <w:tcW w:type="dxa" w:w="1685"/>
-          </w:tcPr>
-          <w:p>
-            <w:r/>
-            <w:r>
-              <w:t>Fallout Management</w:t>
-            </w:r>
-          </w:p>
-        </w:tc>
-        <w:tc>
-          <w:tcPr>
-            <w:tcW w:type="dxa" w:w="2246"/>
-          </w:tcPr>
-          <w:p>
-            <w:r/>
-            <w:r>
-              <w:t>Fallout Correction Management</w:t>
             </w:r>
           </w:p>
         </w:tc>
@@ -2149,34 +2149,34 @@
         </w:tc>
         <w:tc>
           <w:tcPr>
+            <w:tcW w:type="dxa" w:w="1685"/>
+          </w:tcPr>
+          <w:p>
+            <w:r/>
+            <w:r>
+              <w:t>Fallout Management</w:t>
+            </w:r>
+          </w:p>
+        </w:tc>
+        <w:tc>
+          <w:tcPr>
             <w:tcW w:type="dxa" w:w="2153"/>
           </w:tcPr>
           <w:p>
             <w:r/>
             <w:r>
+              <w:t>Fallout Repository Management</w:t>
+            </w:r>
+          </w:p>
+        </w:tc>
+        <w:tc>
+          <w:tcPr>
+            <w:tcW w:type="dxa" w:w="2246"/>
+          </w:tcPr>
+          <w:p>
+            <w:r/>
+            <w:r>
               <w:t>Fallout Management to Fulfillment Application Accessing function provides a variety of tools to facilitate Fallout Management access to other applications and repositories to facilitate proper Fallout Management. This can include various general access techniques such as messaging, publish and subscribe, etc. as well as specific APIs and contracts to perform specific queries or updates to various applications or repositories within the fulfillment domain.</w:t>
-            </w:r>
-          </w:p>
-        </w:tc>
-        <w:tc>
-          <w:tcPr>
-            <w:tcW w:type="dxa" w:w="1685"/>
-          </w:tcPr>
-          <w:p>
-            <w:r/>
-            <w:r>
-              <w:t>Fallout Management</w:t>
-            </w:r>
-          </w:p>
-        </w:tc>
-        <w:tc>
-          <w:tcPr>
-            <w:tcW w:type="dxa" w:w="2246"/>
-          </w:tcPr>
-          <w:p>
-            <w:r/>
-            <w:r>
-              <w:t>Fallout Repository Management</w:t>
             </w:r>
           </w:p>
         </w:tc>
@@ -2206,34 +2206,34 @@
         </w:tc>
         <w:tc>
           <w:tcPr>
+            <w:tcW w:type="dxa" w:w="1685"/>
+          </w:tcPr>
+          <w:p>
+            <w:r/>
+            <w:r>
+              <w:t>Fallout Management</w:t>
+            </w:r>
+          </w:p>
+        </w:tc>
+        <w:tc>
+          <w:tcPr>
             <w:tcW w:type="dxa" w:w="2153"/>
           </w:tcPr>
           <w:p>
             <w:r/>
             <w:r>
+              <w:t>Fallout Repository Management</w:t>
+            </w:r>
+          </w:p>
+        </w:tc>
+        <w:tc>
+          <w:tcPr>
+            <w:tcW w:type="dxa" w:w="2246"/>
+          </w:tcPr>
+          <w:p>
+            <w:r/>
+            <w:r>
               <w:t>Fallout Notification function provides the means to alert people or workgroups of some fallout situation. This can be done via a number of means, including email, paging, (Fallout management interface bus) etc. This function is done via business rules.</w:t>
-            </w:r>
-          </w:p>
-        </w:tc>
-        <w:tc>
-          <w:tcPr>
-            <w:tcW w:type="dxa" w:w="1685"/>
-          </w:tcPr>
-          <w:p>
-            <w:r/>
-            <w:r>
-              <w:t>Fallout Management</w:t>
-            </w:r>
-          </w:p>
-        </w:tc>
-        <w:tc>
-          <w:tcPr>
-            <w:tcW w:type="dxa" w:w="2246"/>
-          </w:tcPr>
-          <w:p>
-            <w:r/>
-            <w:r>
-              <w:t>Fallout Repository Management</w:t>
             </w:r>
           </w:p>
         </w:tc>
@@ -2263,34 +2263,34 @@
         </w:tc>
         <w:tc>
           <w:tcPr>
+            <w:tcW w:type="dxa" w:w="1685"/>
+          </w:tcPr>
+          <w:p>
+            <w:r/>
+            <w:r>
+              <w:t>Fallout Management</w:t>
+            </w:r>
+          </w:p>
+        </w:tc>
+        <w:tc>
+          <w:tcPr>
             <w:tcW w:type="dxa" w:w="2153"/>
           </w:tcPr>
           <w:p>
             <w:r/>
             <w:r>
+              <w:t>Fallout Repository Management</w:t>
+            </w:r>
+          </w:p>
+        </w:tc>
+        <w:tc>
+          <w:tcPr>
+            <w:tcW w:type="dxa" w:w="2246"/>
+          </w:tcPr>
+          <w:p>
+            <w:r/>
+            <w:r>
               <w:t>Fallout Reporting provides various reports regarding Fallout Management, including statistics on fallout per various times periods (per hour, week, month, etc) as well as information about specific fallout.</w:t>
-            </w:r>
-          </w:p>
-        </w:tc>
-        <w:tc>
-          <w:tcPr>
-            <w:tcW w:type="dxa" w:w="1685"/>
-          </w:tcPr>
-          <w:p>
-            <w:r/>
-            <w:r>
-              <w:t>Fallout Management</w:t>
-            </w:r>
-          </w:p>
-        </w:tc>
-        <w:tc>
-          <w:tcPr>
-            <w:tcW w:type="dxa" w:w="2246"/>
-          </w:tcPr>
-          <w:p>
-            <w:r/>
-            <w:r>
-              <w:t>Fallout Repository Management</w:t>
             </w:r>
           </w:p>
         </w:tc>
@@ -2320,34 +2320,34 @@
         </w:tc>
         <w:tc>
           <w:tcPr>
+            <w:tcW w:type="dxa" w:w="1685"/>
+          </w:tcPr>
+          <w:p>
+            <w:r/>
+            <w:r>
+              <w:t>Fallout Management</w:t>
+            </w:r>
+          </w:p>
+        </w:tc>
+        <w:tc>
+          <w:tcPr>
             <w:tcW w:type="dxa" w:w="2153"/>
           </w:tcPr>
           <w:p>
             <w:r/>
             <w:r>
+              <w:t>Fallout Repository Management</w:t>
+            </w:r>
+          </w:p>
+        </w:tc>
+        <w:tc>
+          <w:tcPr>
+            <w:tcW w:type="dxa" w:w="2246"/>
+          </w:tcPr>
+          <w:p>
+            <w:r/>
+            <w:r>
               <w:t>Fallout Dashboard System Log-in Accessing provides auto logon capability into various applications needed to analyze and fix fallout.</w:t>
-            </w:r>
-          </w:p>
-        </w:tc>
-        <w:tc>
-          <w:tcPr>
-            <w:tcW w:type="dxa" w:w="1685"/>
-          </w:tcPr>
-          <w:p>
-            <w:r/>
-            <w:r>
-              <w:t>Fallout Management</w:t>
-            </w:r>
-          </w:p>
-        </w:tc>
-        <w:tc>
-          <w:tcPr>
-            <w:tcW w:type="dxa" w:w="2246"/>
-          </w:tcPr>
-          <w:p>
-            <w:r/>
-            <w:r>
-              <w:t>Fallout Repository Management</w:t>
             </w:r>
           </w:p>
         </w:tc>
@@ -2488,7 +2488,7 @@
         </w:tc>
         <w:tc>
           <w:tcPr>
-            <w:tcW w:type="dxa" w:w="2246"/>
+            <w:tcW w:type="dxa" w:w="1966"/>
           </w:tcPr>
           <w:p>
             <w:r/>
@@ -2502,7 +2502,7 @@
         </w:tc>
         <w:tc>
           <w:tcPr>
-            <w:tcW w:type="dxa" w:w="1778"/>
+            <w:tcW w:type="dxa" w:w="1591"/>
           </w:tcPr>
           <w:p>
             <w:r/>
@@ -2516,7 +2516,7 @@
         </w:tc>
         <w:tc>
           <w:tcPr>
-            <w:tcW w:type="dxa" w:w="1310"/>
+            <w:tcW w:type="dxa" w:w="1217"/>
           </w:tcPr>
           <w:p>
             <w:r/>
@@ -2530,7 +2530,7 @@
         </w:tc>
         <w:tc>
           <w:tcPr>
-            <w:tcW w:type="dxa" w:w="1685"/>
+            <w:tcW w:type="dxa" w:w="1498"/>
           </w:tcPr>
           <w:p>
             <w:r/>
@@ -2544,7 +2544,7 @@
         </w:tc>
         <w:tc>
           <w:tcPr>
-            <w:tcW w:type="dxa" w:w="1310"/>
+            <w:tcW w:type="dxa" w:w="2059"/>
           </w:tcPr>
           <w:p>
             <w:r/>
@@ -2571,7 +2571,7 @@
         </w:tc>
         <w:tc>
           <w:tcPr>
-            <w:tcW w:type="dxa" w:w="2246"/>
+            <w:tcW w:type="dxa" w:w="1966"/>
           </w:tcPr>
           <w:p>
             <w:r/>
@@ -2582,7 +2582,7 @@
         </w:tc>
         <w:tc>
           <w:tcPr>
-            <w:tcW w:type="dxa" w:w="1778"/>
+            <w:tcW w:type="dxa" w:w="1591"/>
           </w:tcPr>
           <w:p>
             <w:r/>
@@ -2593,7 +2593,7 @@
         </w:tc>
         <w:tc>
           <w:tcPr>
-            <w:tcW w:type="dxa" w:w="1310"/>
+            <w:tcW w:type="dxa" w:w="1217"/>
           </w:tcPr>
           <w:p>
             <w:r/>
@@ -2604,53 +2604,23 @@
         </w:tc>
         <w:tc>
           <w:tcPr>
-            <w:tcW w:type="dxa" w:w="1685"/>
+            <w:tcW w:type="dxa" w:w="1498"/>
           </w:tcPr>
           <w:p>
             <w:r/>
             <w:r>
               <w:t>resourceOrder</w:t>
             </w:r>
-            <w:r>
-              <w:br/>
-            </w:r>
-            <w:r>
-              <w:t>cancelResourceOrder</w:t>
-            </w:r>
-          </w:p>
-        </w:tc>
-        <w:tc>
-          <w:tcPr>
-            <w:tcW w:type="dxa" w:w="1310"/>
-          </w:tcPr>
-          <w:p>
-            <w:r/>
-            <w:r>
-              <w:t>GET</w:t>
-            </w:r>
-            <w:r>
-              <w:br/>
-            </w:r>
-            <w:r>
-              <w:t>GET /id</w:t>
-            </w:r>
-            <w:r>
-              <w:br/>
-            </w:r>
-            <w:r>
-              <w:t>POST</w:t>
-            </w:r>
-            <w:r>
-              <w:br/>
-            </w:r>
-            <w:r>
-              <w:t>PATCH</w:t>
-            </w:r>
-            <w:r>
-              <w:br/>
-            </w:r>
-            <w:r>
-              <w:t>DELETE</w:t>
+          </w:p>
+        </w:tc>
+        <w:tc>
+          <w:tcPr>
+            <w:tcW w:type="dxa" w:w="2059"/>
+          </w:tcPr>
+          <w:p>
+            <w:r/>
+            <w:r>
+              <w:t>GET, GET /id, POST, PATCH, DELETE</w:t>
             </w:r>
           </w:p>
         </w:tc>
@@ -2663,24 +2633,92 @@
           <w:p>
             <w:r/>
             <w:r>
+              <w:t>TMF652</w:t>
+            </w:r>
+          </w:p>
+        </w:tc>
+        <w:tc>
+          <w:tcPr>
+            <w:tcW w:type="dxa" w:w="1966"/>
+          </w:tcPr>
+          <w:p>
+            <w:r/>
+            <w:r>
+              <w:t>Resource Order Management API</w:t>
+            </w:r>
+          </w:p>
+        </w:tc>
+        <w:tc>
+          <w:tcPr>
+            <w:tcW w:type="dxa" w:w="1591"/>
+          </w:tcPr>
+          <w:p>
+            <w:r/>
+            <w:r>
+              <w:t>Mandatory</w:t>
+            </w:r>
+          </w:p>
+        </w:tc>
+        <w:tc>
+          <w:tcPr>
+            <w:tcW w:type="dxa" w:w="1217"/>
+          </w:tcPr>
+          <w:p>
+            <w:r/>
+            <w:r>
+              <w:t>4</w:t>
+            </w:r>
+          </w:p>
+        </w:tc>
+        <w:tc>
+          <w:tcPr>
+            <w:tcW w:type="dxa" w:w="1498"/>
+          </w:tcPr>
+          <w:p>
+            <w:r/>
+            <w:r>
+              <w:t>cancelResourceOrder</w:t>
+            </w:r>
+          </w:p>
+        </w:tc>
+        <w:tc>
+          <w:tcPr>
+            <w:tcW w:type="dxa" w:w="2059"/>
+          </w:tcPr>
+          <w:p>
+            <w:r/>
+            <w:r>
+              <w:t>GET, GET /id, POST</w:t>
+            </w:r>
+          </w:p>
+        </w:tc>
+      </w:tr>
+      <w:tr>
+        <w:tc>
+          <w:tcPr>
+            <w:tcW w:type="dxa" w:w="1030"/>
+          </w:tcPr>
+          <w:p>
+            <w:r/>
+            <w:r>
               <w:t>TMF701</w:t>
             </w:r>
           </w:p>
         </w:tc>
         <w:tc>
           <w:tcPr>
-            <w:tcW w:type="dxa" w:w="2246"/>
-          </w:tcPr>
-          <w:p>
-            <w:r/>
-            <w:r>
-              <w:t>Process Flow Management API</w:t>
-            </w:r>
-          </w:p>
-        </w:tc>
-        <w:tc>
-          <w:tcPr>
-            <w:tcW w:type="dxa" w:w="1778"/>
+            <w:tcW w:type="dxa" w:w="1966"/>
+          </w:tcPr>
+          <w:p>
+            <w:r/>
+            <w:r>
+              <w:t>UNRESOLVED-TMF701</w:t>
+            </w:r>
+          </w:p>
+        </w:tc>
+        <w:tc>
+          <w:tcPr>
+            <w:tcW w:type="dxa" w:w="1591"/>
           </w:tcPr>
           <w:p>
             <w:r/>
@@ -2691,7 +2729,7 @@
         </w:tc>
         <w:tc>
           <w:tcPr>
-            <w:tcW w:type="dxa" w:w="1310"/>
+            <w:tcW w:type="dxa" w:w="1217"/>
           </w:tcPr>
           <w:p>
             <w:r/>
@@ -2702,16 +2740,78 @@
         </w:tc>
         <w:tc>
           <w:tcPr>
-            <w:tcW w:type="dxa" w:w="1685"/>
+            <w:tcW w:type="dxa" w:w="1498"/>
           </w:tcPr>
           <w:p>
             <w:r/>
             <w:r>
               <w:t>processFlow</w:t>
             </w:r>
-            <w:r>
-              <w:br/>
-            </w:r>
+          </w:p>
+        </w:tc>
+        <w:tc>
+          <w:tcPr>
+            <w:tcW w:type="dxa" w:w="2059"/>
+          </w:tcPr>
+          <w:p>
+            <w:r/>
+            <w:r>
+              <w:t>POST, GET, GET /id, DELETE</w:t>
+            </w:r>
+          </w:p>
+        </w:tc>
+      </w:tr>
+      <w:tr>
+        <w:tc>
+          <w:tcPr>
+            <w:tcW w:type="dxa" w:w="1030"/>
+          </w:tcPr>
+          <w:p>
+            <w:r/>
+            <w:r>
+              <w:t>TMF701</w:t>
+            </w:r>
+          </w:p>
+        </w:tc>
+        <w:tc>
+          <w:tcPr>
+            <w:tcW w:type="dxa" w:w="1966"/>
+          </w:tcPr>
+          <w:p>
+            <w:r/>
+            <w:r>
+              <w:t>UNRESOLVED-TMF701</w:t>
+            </w:r>
+          </w:p>
+        </w:tc>
+        <w:tc>
+          <w:tcPr>
+            <w:tcW w:type="dxa" w:w="1591"/>
+          </w:tcPr>
+          <w:p>
+            <w:r/>
+            <w:r>
+              <w:t>Optional</w:t>
+            </w:r>
+          </w:p>
+        </w:tc>
+        <w:tc>
+          <w:tcPr>
+            <w:tcW w:type="dxa" w:w="1217"/>
+          </w:tcPr>
+          <w:p>
+            <w:r/>
+            <w:r>
+              <w:t>4</w:t>
+            </w:r>
+          </w:p>
+        </w:tc>
+        <w:tc>
+          <w:tcPr>
+            <w:tcW w:type="dxa" w:w="1498"/>
+          </w:tcPr>
+          <w:p>
+            <w:r/>
             <w:r>
               <w:t>taskFlow</w:t>
             </w:r>
@@ -2719,36 +2819,12 @@
         </w:tc>
         <w:tc>
           <w:tcPr>
-            <w:tcW w:type="dxa" w:w="1310"/>
-          </w:tcPr>
-          <w:p>
-            <w:r/>
-            <w:r>
-              <w:t>POST</w:t>
-            </w:r>
-            <w:r>
-              <w:br/>
-            </w:r>
-            <w:r>
-              <w:t>GET</w:t>
-            </w:r>
-            <w:r>
-              <w:br/>
-            </w:r>
-            <w:r>
-              <w:t>GET /id</w:t>
-            </w:r>
-            <w:r>
-              <w:br/>
-            </w:r>
-            <w:r>
-              <w:t>DELETE</w:t>
-            </w:r>
-            <w:r>
-              <w:br/>
-            </w:r>
-            <w:r>
-              <w:t>PATCH</w:t>
+            <w:tcW w:type="dxa" w:w="2059"/>
+          </w:tcPr>
+          <w:p>
+            <w:r/>
+            <w:r>
+              <w:t>PATCH, GET, GET /id</w:t>
             </w:r>
           </w:p>
         </w:tc>
@@ -2836,7 +2912,7 @@
         </w:trPr>
         <w:tc>
           <w:tcPr>
-            <w:tcW w:type="dxa" w:w="1030"/>
+            <w:tcW w:type="dxa" w:w="936"/>
           </w:tcPr>
           <w:p>
             <w:r/>
@@ -2850,7 +2926,7 @@
         </w:tc>
         <w:tc>
           <w:tcPr>
-            <w:tcW w:type="dxa" w:w="2527"/>
+            <w:tcW w:type="dxa" w:w="2246"/>
           </w:tcPr>
           <w:p>
             <w:r/>
@@ -2864,7 +2940,7 @@
         </w:tc>
         <w:tc>
           <w:tcPr>
-            <w:tcW w:type="dxa" w:w="1217"/>
+            <w:tcW w:type="dxa" w:w="1123"/>
           </w:tcPr>
           <w:p>
             <w:r/>
@@ -2878,7 +2954,7 @@
         </w:tc>
         <w:tc>
           <w:tcPr>
-            <w:tcW w:type="dxa" w:w="1685"/>
+            <w:tcW w:type="dxa" w:w="1498"/>
           </w:tcPr>
           <w:p>
             <w:r/>
@@ -2892,7 +2968,7 @@
         </w:tc>
         <w:tc>
           <w:tcPr>
-            <w:tcW w:type="dxa" w:w="1685"/>
+            <w:tcW w:type="dxa" w:w="1498"/>
           </w:tcPr>
           <w:p>
             <w:r/>
@@ -2906,7 +2982,7 @@
         </w:tc>
         <w:tc>
           <w:tcPr>
-            <w:tcW w:type="dxa" w:w="1217"/>
+            <w:tcW w:type="dxa" w:w="2059"/>
           </w:tcPr>
           <w:p>
             <w:r/>
@@ -2922,7 +2998,7 @@
       <w:tr>
         <w:tc>
           <w:tcPr>
-            <w:tcW w:type="dxa" w:w="1030"/>
+            <w:tcW w:type="dxa" w:w="936"/>
           </w:tcPr>
           <w:p>
             <w:r/>
@@ -2933,7 +3009,7 @@
         </w:tc>
         <w:tc>
           <w:tcPr>
-            <w:tcW w:type="dxa" w:w="2527"/>
+            <w:tcW w:type="dxa" w:w="2246"/>
           </w:tcPr>
           <w:p>
             <w:r/>
@@ -2944,7 +3020,7 @@
         </w:tc>
         <w:tc>
           <w:tcPr>
-            <w:tcW w:type="dxa" w:w="1217"/>
+            <w:tcW w:type="dxa" w:w="1123"/>
           </w:tcPr>
           <w:p>
             <w:r/>
@@ -2955,7 +3031,7 @@
         </w:tc>
         <w:tc>
           <w:tcPr>
-            <w:tcW w:type="dxa" w:w="1685"/>
+            <w:tcW w:type="dxa" w:w="1498"/>
           </w:tcPr>
           <w:p>
             <w:r/>
@@ -2966,53 +3042,23 @@
         </w:tc>
         <w:tc>
           <w:tcPr>
-            <w:tcW w:type="dxa" w:w="1685"/>
+            <w:tcW w:type="dxa" w:w="1498"/>
           </w:tcPr>
           <w:p>
             <w:r/>
             <w:r>
               <w:t>resource</w:t>
             </w:r>
-            <w:r>
-              <w:br/>
-            </w:r>
-            <w:r>
-              <w:t>monitor</w:t>
-            </w:r>
-          </w:p>
-        </w:tc>
-        <w:tc>
-          <w:tcPr>
-            <w:tcW w:type="dxa" w:w="1217"/>
-          </w:tcPr>
-          <w:p>
-            <w:r/>
-            <w:r>
-              <w:t>GET</w:t>
-            </w:r>
-            <w:r>
-              <w:br/>
-            </w:r>
-            <w:r>
-              <w:t>GET /id</w:t>
-            </w:r>
-            <w:r>
-              <w:br/>
-            </w:r>
-            <w:r>
-              <w:t>POST</w:t>
-            </w:r>
-            <w:r>
-              <w:br/>
-            </w:r>
-            <w:r>
-              <w:t>PATCH</w:t>
-            </w:r>
-            <w:r>
-              <w:br/>
-            </w:r>
-            <w:r>
-              <w:t>DELETE</w:t>
+          </w:p>
+        </w:tc>
+        <w:tc>
+          <w:tcPr>
+            <w:tcW w:type="dxa" w:w="2059"/>
+          </w:tcPr>
+          <w:p>
+            <w:r/>
+            <w:r>
+              <w:t>GET, GET /id, POST, PATCH, DELETE</w:t>
             </w:r>
           </w:p>
         </w:tc>
@@ -3020,40 +3066,40 @@
       <w:tr>
         <w:tc>
           <w:tcPr>
-            <w:tcW w:type="dxa" w:w="1030"/>
-          </w:tcPr>
-          <w:p>
-            <w:r/>
-            <w:r>
-              <w:t>TMF685</w:t>
-            </w:r>
-          </w:p>
-        </w:tc>
-        <w:tc>
-          <w:tcPr>
-            <w:tcW w:type="dxa" w:w="2527"/>
-          </w:tcPr>
-          <w:p>
-            <w:r/>
-            <w:r>
-              <w:t>Resource Pool Management API</w:t>
-            </w:r>
-          </w:p>
-        </w:tc>
-        <w:tc>
-          <w:tcPr>
-            <w:tcW w:type="dxa" w:w="1217"/>
-          </w:tcPr>
-          <w:p>
-            <w:r/>
-            <w:r>
-              <w:t>5</w:t>
-            </w:r>
-          </w:p>
-        </w:tc>
-        <w:tc>
-          <w:tcPr>
-            <w:tcW w:type="dxa" w:w="1685"/>
+            <w:tcW w:type="dxa" w:w="936"/>
+          </w:tcPr>
+          <w:p>
+            <w:r/>
+            <w:r>
+              <w:t>TMF702</w:t>
+            </w:r>
+          </w:p>
+        </w:tc>
+        <w:tc>
+          <w:tcPr>
+            <w:tcW w:type="dxa" w:w="2246"/>
+          </w:tcPr>
+          <w:p>
+            <w:r/>
+            <w:r>
+              <w:t>Resource Activation Management API</w:t>
+            </w:r>
+          </w:p>
+        </w:tc>
+        <w:tc>
+          <w:tcPr>
+            <w:tcW w:type="dxa" w:w="1123"/>
+          </w:tcPr>
+          <w:p>
+            <w:r/>
+            <w:r>
+              <w:t>4</w:t>
+            </w:r>
+          </w:p>
+        </w:tc>
+        <w:tc>
+          <w:tcPr>
+            <w:tcW w:type="dxa" w:w="1498"/>
           </w:tcPr>
           <w:p>
             <w:r/>
@@ -3064,53 +3110,23 @@
         </w:tc>
         <w:tc>
           <w:tcPr>
-            <w:tcW w:type="dxa" w:w="1685"/>
-          </w:tcPr>
-          <w:p>
-            <w:r/>
-            <w:r>
-              <w:t>resourcePool</w:t>
-            </w:r>
-            <w:r>
-              <w:br/>
-            </w:r>
-            <w:r>
-              <w:t>availabilityCheck</w:t>
-            </w:r>
-          </w:p>
-        </w:tc>
-        <w:tc>
-          <w:tcPr>
-            <w:tcW w:type="dxa" w:w="1217"/>
-          </w:tcPr>
-          <w:p>
-            <w:r/>
-            <w:r>
-              <w:t>GET</w:t>
-            </w:r>
-            <w:r>
-              <w:br/>
-            </w:r>
-            <w:r>
-              <w:t>GET /id</w:t>
-            </w:r>
-            <w:r>
-              <w:br/>
-            </w:r>
-            <w:r>
-              <w:t>POST</w:t>
-            </w:r>
-            <w:r>
-              <w:br/>
-            </w:r>
-            <w:r>
-              <w:t>PATCH</w:t>
-            </w:r>
-            <w:r>
-              <w:br/>
-            </w:r>
-            <w:r>
-              <w:t>DELETE</w:t>
+            <w:tcW w:type="dxa" w:w="1498"/>
+          </w:tcPr>
+          <w:p>
+            <w:r/>
+            <w:r>
+              <w:t>monitor</w:t>
+            </w:r>
+          </w:p>
+        </w:tc>
+        <w:tc>
+          <w:tcPr>
+            <w:tcW w:type="dxa" w:w="2059"/>
+          </w:tcPr>
+          <w:p>
+            <w:r/>
+            <w:r>
+              <w:t>GET, GET /id</w:t>
             </w:r>
           </w:p>
         </w:tc>
@@ -3118,29 +3134,29 @@
       <w:tr>
         <w:tc>
           <w:tcPr>
-            <w:tcW w:type="dxa" w:w="1030"/>
-          </w:tcPr>
-          <w:p>
-            <w:r/>
-            <w:r>
-              <w:t>TMF634</w:t>
-            </w:r>
-          </w:p>
-        </w:tc>
-        <w:tc>
-          <w:tcPr>
-            <w:tcW w:type="dxa" w:w="2527"/>
-          </w:tcPr>
-          <w:p>
-            <w:r/>
-            <w:r>
-              <w:t>Resource Catalog Management API</w:t>
-            </w:r>
-          </w:p>
-        </w:tc>
-        <w:tc>
-          <w:tcPr>
-            <w:tcW w:type="dxa" w:w="1217"/>
+            <w:tcW w:type="dxa" w:w="936"/>
+          </w:tcPr>
+          <w:p>
+            <w:r/>
+            <w:r>
+              <w:t>TMF685</w:t>
+            </w:r>
+          </w:p>
+        </w:tc>
+        <w:tc>
+          <w:tcPr>
+            <w:tcW w:type="dxa" w:w="2246"/>
+          </w:tcPr>
+          <w:p>
+            <w:r/>
+            <w:r>
+              <w:t>UNRESOLVED-TMF685</w:t>
+            </w:r>
+          </w:p>
+        </w:tc>
+        <w:tc>
+          <w:tcPr>
+            <w:tcW w:type="dxa" w:w="1123"/>
           </w:tcPr>
           <w:p>
             <w:r/>
@@ -3151,58 +3167,34 @@
         </w:tc>
         <w:tc>
           <w:tcPr>
-            <w:tcW w:type="dxa" w:w="1685"/>
-          </w:tcPr>
-          <w:p>
-            <w:r/>
-            <w:r>
-              <w:t>Mandatory</w:t>
-            </w:r>
-          </w:p>
-        </w:tc>
-        <w:tc>
-          <w:tcPr>
-            <w:tcW w:type="dxa" w:w="1685"/>
-          </w:tcPr>
-          <w:p>
-            <w:r/>
-            <w:r>
-              <w:t>resourceSpecification</w:t>
-            </w:r>
-          </w:p>
-        </w:tc>
-        <w:tc>
-          <w:tcPr>
-            <w:tcW w:type="dxa" w:w="1217"/>
-          </w:tcPr>
-          <w:p>
-            <w:r/>
-            <w:r>
-              <w:t>GET</w:t>
-            </w:r>
-            <w:r>
-              <w:br/>
-            </w:r>
-            <w:r>
-              <w:t>GET /id</w:t>
-            </w:r>
-            <w:r>
-              <w:br/>
-            </w:r>
-            <w:r>
-              <w:t>POST</w:t>
-            </w:r>
-            <w:r>
-              <w:br/>
-            </w:r>
-            <w:r>
-              <w:t>PATCH</w:t>
-            </w:r>
-            <w:r>
-              <w:br/>
-            </w:r>
-            <w:r>
-              <w:t>DELETE</w:t>
+            <w:tcW w:type="dxa" w:w="1498"/>
+          </w:tcPr>
+          <w:p>
+            <w:r/>
+            <w:r>
+              <w:t>Optional</w:t>
+            </w:r>
+          </w:p>
+        </w:tc>
+        <w:tc>
+          <w:tcPr>
+            <w:tcW w:type="dxa" w:w="1498"/>
+          </w:tcPr>
+          <w:p>
+            <w:r/>
+            <w:r>
+              <w:t>resourcePool</w:t>
+            </w:r>
+          </w:p>
+        </w:tc>
+        <w:tc>
+          <w:tcPr>
+            <w:tcW w:type="dxa" w:w="2059"/>
+          </w:tcPr>
+          <w:p>
+            <w:r/>
+            <w:r>
+              <w:t>GET, GET /id, POST, PATCH, DELETE</w:t>
             </w:r>
           </w:p>
         </w:tc>
@@ -3210,91 +3202,67 @@
       <w:tr>
         <w:tc>
           <w:tcPr>
-            <w:tcW w:type="dxa" w:w="1030"/>
-          </w:tcPr>
-          <w:p>
-            <w:r/>
-            <w:r>
-              <w:t>TMF634</w:t>
-            </w:r>
-          </w:p>
-        </w:tc>
-        <w:tc>
-          <w:tcPr>
-            <w:tcW w:type="dxa" w:w="2527"/>
-          </w:tcPr>
-          <w:p>
-            <w:r/>
-            <w:r>
-              <w:t>Resource Catalog Management API</w:t>
-            </w:r>
-          </w:p>
-        </w:tc>
-        <w:tc>
-          <w:tcPr>
-            <w:tcW w:type="dxa" w:w="1217"/>
-          </w:tcPr>
-          <w:p>
-            <w:r/>
-            <w:r>
-              <w:t>4</w:t>
-            </w:r>
-          </w:p>
-        </w:tc>
-        <w:tc>
-          <w:tcPr>
-            <w:tcW w:type="dxa" w:w="1685"/>
-          </w:tcPr>
-          <w:p>
-            <w:r/>
-            <w:r>
-              <w:t>Mandatory</w:t>
-            </w:r>
-          </w:p>
-        </w:tc>
-        <w:tc>
-          <w:tcPr>
-            <w:tcW w:type="dxa" w:w="1685"/>
-          </w:tcPr>
-          <w:p>
-            <w:r/>
-            <w:r>
-              <w:t>resourceSpecification</w:t>
-            </w:r>
-          </w:p>
-        </w:tc>
-        <w:tc>
-          <w:tcPr>
-            <w:tcW w:type="dxa" w:w="1217"/>
-          </w:tcPr>
-          <w:p>
-            <w:r/>
-            <w:r>
-              <w:t>GET</w:t>
-            </w:r>
-            <w:r>
-              <w:br/>
-            </w:r>
-            <w:r>
-              <w:t>GET /id</w:t>
-            </w:r>
-            <w:r>
-              <w:br/>
-            </w:r>
-            <w:r>
-              <w:t>POST</w:t>
-            </w:r>
-            <w:r>
-              <w:br/>
-            </w:r>
-            <w:r>
-              <w:t>PATCH</w:t>
-            </w:r>
-            <w:r>
-              <w:br/>
-            </w:r>
-            <w:r>
-              <w:t>DELETE</w:t>
+            <w:tcW w:type="dxa" w:w="936"/>
+          </w:tcPr>
+          <w:p>
+            <w:r/>
+            <w:r>
+              <w:t>TMF685</w:t>
+            </w:r>
+          </w:p>
+        </w:tc>
+        <w:tc>
+          <w:tcPr>
+            <w:tcW w:type="dxa" w:w="2246"/>
+          </w:tcPr>
+          <w:p>
+            <w:r/>
+            <w:r>
+              <w:t>UNRESOLVED-TMF685</w:t>
+            </w:r>
+          </w:p>
+        </w:tc>
+        <w:tc>
+          <w:tcPr>
+            <w:tcW w:type="dxa" w:w="1123"/>
+          </w:tcPr>
+          <w:p>
+            <w:r/>
+            <w:r>
+              <w:t>5</w:t>
+            </w:r>
+          </w:p>
+        </w:tc>
+        <w:tc>
+          <w:tcPr>
+            <w:tcW w:type="dxa" w:w="1498"/>
+          </w:tcPr>
+          <w:p>
+            <w:r/>
+            <w:r>
+              <w:t>Optional</w:t>
+            </w:r>
+          </w:p>
+        </w:tc>
+        <w:tc>
+          <w:tcPr>
+            <w:tcW w:type="dxa" w:w="1498"/>
+          </w:tcPr>
+          <w:p>
+            <w:r/>
+            <w:r>
+              <w:t>availabilityCheck</w:t>
+            </w:r>
+          </w:p>
+        </w:tc>
+        <w:tc>
+          <w:tcPr>
+            <w:tcW w:type="dxa" w:w="2059"/>
+          </w:tcPr>
+          <w:p>
+            <w:r/>
+            <w:r>
+              <w:t>GET, GET /id</w:t>
             </w:r>
           </w:p>
         </w:tc>
@@ -3302,40 +3270,40 @@
       <w:tr>
         <w:tc>
           <w:tcPr>
-            <w:tcW w:type="dxa" w:w="1030"/>
-          </w:tcPr>
-          <w:p>
-            <w:r/>
-            <w:r>
-              <w:t>TMF639</w:t>
-            </w:r>
-          </w:p>
-        </w:tc>
-        <w:tc>
-          <w:tcPr>
-            <w:tcW w:type="dxa" w:w="2527"/>
-          </w:tcPr>
-          <w:p>
-            <w:r/>
-            <w:r>
-              <w:t>Resource Inventory Management API</w:t>
-            </w:r>
-          </w:p>
-        </w:tc>
-        <w:tc>
-          <w:tcPr>
-            <w:tcW w:type="dxa" w:w="1217"/>
-          </w:tcPr>
-          <w:p>
-            <w:r/>
-            <w:r>
-              <w:t>4</w:t>
-            </w:r>
-          </w:p>
-        </w:tc>
-        <w:tc>
-          <w:tcPr>
-            <w:tcW w:type="dxa" w:w="1685"/>
+            <w:tcW w:type="dxa" w:w="936"/>
+          </w:tcPr>
+          <w:p>
+            <w:r/>
+            <w:r>
+              <w:t>TMF634</w:t>
+            </w:r>
+          </w:p>
+        </w:tc>
+        <w:tc>
+          <w:tcPr>
+            <w:tcW w:type="dxa" w:w="2246"/>
+          </w:tcPr>
+          <w:p>
+            <w:r/>
+            <w:r>
+              <w:t>Resource Catalog Management API</w:t>
+            </w:r>
+          </w:p>
+        </w:tc>
+        <w:tc>
+          <w:tcPr>
+            <w:tcW w:type="dxa" w:w="1123"/>
+          </w:tcPr>
+          <w:p>
+            <w:r/>
+            <w:r>
+              <w:t>5</w:t>
+            </w:r>
+          </w:p>
+        </w:tc>
+        <w:tc>
+          <w:tcPr>
+            <w:tcW w:type="dxa" w:w="1498"/>
           </w:tcPr>
           <w:p>
             <w:r/>
@@ -3346,47 +3314,23 @@
         </w:tc>
         <w:tc>
           <w:tcPr>
-            <w:tcW w:type="dxa" w:w="1685"/>
-          </w:tcPr>
-          <w:p>
-            <w:r/>
-            <w:r>
-              <w:t>resource</w:t>
-            </w:r>
-          </w:p>
-        </w:tc>
-        <w:tc>
-          <w:tcPr>
-            <w:tcW w:type="dxa" w:w="1217"/>
-          </w:tcPr>
-          <w:p>
-            <w:r/>
-            <w:r>
-              <w:t>GET</w:t>
-            </w:r>
-            <w:r>
-              <w:br/>
-            </w:r>
-            <w:r>
-              <w:t>GET /id</w:t>
-            </w:r>
-            <w:r>
-              <w:br/>
-            </w:r>
-            <w:r>
-              <w:t>POST</w:t>
-            </w:r>
-            <w:r>
-              <w:br/>
-            </w:r>
-            <w:r>
-              <w:t>PATCH</w:t>
-            </w:r>
-            <w:r>
-              <w:br/>
-            </w:r>
-            <w:r>
-              <w:t>DELETE</w:t>
+            <w:tcW w:type="dxa" w:w="1498"/>
+          </w:tcPr>
+          <w:p>
+            <w:r/>
+            <w:r>
+              <w:t>resourceSpecification</w:t>
+            </w:r>
+          </w:p>
+        </w:tc>
+        <w:tc>
+          <w:tcPr>
+            <w:tcW w:type="dxa" w:w="2059"/>
+          </w:tcPr>
+          <w:p>
+            <w:r/>
+            <w:r>
+              <w:t>GET, GET /id, POST, PATCH, DELETE</w:t>
             </w:r>
           </w:p>
         </w:tc>
@@ -3394,29 +3338,29 @@
       <w:tr>
         <w:tc>
           <w:tcPr>
-            <w:tcW w:type="dxa" w:w="1030"/>
-          </w:tcPr>
-          <w:p>
-            <w:r/>
-            <w:r>
-              <w:t>TMF664</w:t>
-            </w:r>
-          </w:p>
-        </w:tc>
-        <w:tc>
-          <w:tcPr>
-            <w:tcW w:type="dxa" w:w="2527"/>
-          </w:tcPr>
-          <w:p>
-            <w:r/>
-            <w:r>
-              <w:t>Resource Function Activation Management API</w:t>
-            </w:r>
-          </w:p>
-        </w:tc>
-        <w:tc>
-          <w:tcPr>
-            <w:tcW w:type="dxa" w:w="1217"/>
+            <w:tcW w:type="dxa" w:w="936"/>
+          </w:tcPr>
+          <w:p>
+            <w:r/>
+            <w:r>
+              <w:t>TMF634</w:t>
+            </w:r>
+          </w:p>
+        </w:tc>
+        <w:tc>
+          <w:tcPr>
+            <w:tcW w:type="dxa" w:w="2246"/>
+          </w:tcPr>
+          <w:p>
+            <w:r/>
+            <w:r>
+              <w:t>Resource Catalog Management API</w:t>
+            </w:r>
+          </w:p>
+        </w:tc>
+        <w:tc>
+          <w:tcPr>
+            <w:tcW w:type="dxa" w:w="1123"/>
           </w:tcPr>
           <w:p>
             <w:r/>
@@ -3427,58 +3371,34 @@
         </w:tc>
         <w:tc>
           <w:tcPr>
-            <w:tcW w:type="dxa" w:w="1685"/>
-          </w:tcPr>
-          <w:p>
-            <w:r/>
-            <w:r>
-              <w:t>Optional</w:t>
-            </w:r>
-          </w:p>
-        </w:tc>
-        <w:tc>
-          <w:tcPr>
-            <w:tcW w:type="dxa" w:w="1685"/>
-          </w:tcPr>
-          <w:p>
-            <w:r/>
-            <w:r>
-              <w:t>resourceFunction</w:t>
-            </w:r>
-          </w:p>
-        </w:tc>
-        <w:tc>
-          <w:tcPr>
-            <w:tcW w:type="dxa" w:w="1217"/>
-          </w:tcPr>
-          <w:p>
-            <w:r/>
-            <w:r>
-              <w:t>GET</w:t>
-            </w:r>
-            <w:r>
-              <w:br/>
-            </w:r>
-            <w:r>
-              <w:t>GET /id</w:t>
-            </w:r>
-            <w:r>
-              <w:br/>
-            </w:r>
-            <w:r>
-              <w:t>POST</w:t>
-            </w:r>
-            <w:r>
-              <w:br/>
-            </w:r>
-            <w:r>
-              <w:t>PATCH</w:t>
-            </w:r>
-            <w:r>
-              <w:br/>
-            </w:r>
-            <w:r>
-              <w:t>DELETE</w:t>
+            <w:tcW w:type="dxa" w:w="1498"/>
+          </w:tcPr>
+          <w:p>
+            <w:r/>
+            <w:r>
+              <w:t>Mandatory</w:t>
+            </w:r>
+          </w:p>
+        </w:tc>
+        <w:tc>
+          <w:tcPr>
+            <w:tcW w:type="dxa" w:w="1498"/>
+          </w:tcPr>
+          <w:p>
+            <w:r/>
+            <w:r>
+              <w:t>resourceSpecification</w:t>
+            </w:r>
+          </w:p>
+        </w:tc>
+        <w:tc>
+          <w:tcPr>
+            <w:tcW w:type="dxa" w:w="2059"/>
+          </w:tcPr>
+          <w:p>
+            <w:r/>
+            <w:r>
+              <w:t>GET, GET /id, POST, PATCH, DELETE</w:t>
             </w:r>
           </w:p>
         </w:tc>
@@ -3486,79 +3406,67 @@
       <w:tr>
         <w:tc>
           <w:tcPr>
-            <w:tcW w:type="dxa" w:w="1030"/>
-          </w:tcPr>
-          <w:p>
-            <w:r/>
-            <w:r>
-              <w:t>TMF632</w:t>
-            </w:r>
-          </w:p>
-        </w:tc>
-        <w:tc>
-          <w:tcPr>
-            <w:tcW w:type="dxa" w:w="2527"/>
-          </w:tcPr>
-          <w:p>
-            <w:r/>
-            <w:r>
-              <w:t>Party Management API</w:t>
-            </w:r>
-          </w:p>
-        </w:tc>
-        <w:tc>
-          <w:tcPr>
-            <w:tcW w:type="dxa" w:w="1217"/>
-          </w:tcPr>
-          <w:p>
-            <w:r/>
-            <w:r>
-              <w:t>5</w:t>
-            </w:r>
-          </w:p>
-        </w:tc>
-        <w:tc>
-          <w:tcPr>
-            <w:tcW w:type="dxa" w:w="1685"/>
-          </w:tcPr>
-          <w:p>
-            <w:r/>
-            <w:r>
-              <w:t>Optional</w:t>
-            </w:r>
-          </w:p>
-        </w:tc>
-        <w:tc>
-          <w:tcPr>
-            <w:tcW w:type="dxa" w:w="1685"/>
-          </w:tcPr>
-          <w:p>
-            <w:r/>
-            <w:r>
-              <w:t>individual</w:t>
-            </w:r>
-            <w:r>
-              <w:br/>
-            </w:r>
-            <w:r>
-              <w:t>organization</w:t>
-            </w:r>
-          </w:p>
-        </w:tc>
-        <w:tc>
-          <w:tcPr>
-            <w:tcW w:type="dxa" w:w="1217"/>
-          </w:tcPr>
-          <w:p>
-            <w:r/>
-            <w:r>
-              <w:t>GET</w:t>
-            </w:r>
-            <w:r>
-              <w:br/>
-            </w:r>
-            <w:r>
-              <w:t>GET /id</w:t>
+            <w:tcW w:type="dxa" w:w="936"/>
+          </w:tcPr>
+          <w:p>
+            <w:r/>
+            <w:r>
+              <w:t>TMF639</w:t>
+            </w:r>
+          </w:p>
+        </w:tc>
+        <w:tc>
+          <w:tcPr>
+            <w:tcW w:type="dxa" w:w="2246"/>
+          </w:tcPr>
+          <w:p>
+            <w:r/>
+            <w:r>
+              <w:t>Resource Inventory Management API</w:t>
+            </w:r>
+          </w:p>
+        </w:tc>
+        <w:tc>
+          <w:tcPr>
+            <w:tcW w:type="dxa" w:w="1123"/>
+          </w:tcPr>
+          <w:p>
+            <w:r/>
+            <w:r>
+              <w:t>4</w:t>
+            </w:r>
+          </w:p>
+        </w:tc>
+        <w:tc>
+          <w:tcPr>
+            <w:tcW w:type="dxa" w:w="1498"/>
+          </w:tcPr>
+          <w:p>
+            <w:r/>
+            <w:r>
+              <w:t>Mandatory</w:t>
+            </w:r>
+          </w:p>
+        </w:tc>
+        <w:tc>
+          <w:tcPr>
+            <w:tcW w:type="dxa" w:w="1498"/>
+          </w:tcPr>
+          <w:p>
+            <w:r/>
+            <w:r>
+              <w:t>resource</w:t>
+            </w:r>
+          </w:p>
+        </w:tc>
+        <w:tc>
+          <w:tcPr>
+            <w:tcW w:type="dxa" w:w="2059"/>
+          </w:tcPr>
+          <w:p>
+            <w:r/>
+            <w:r>
+              <w:t>GET, GET /id, POST, PATCH, DELETE</w:t>
             </w:r>
           </w:p>
         </w:tc>
@@ -3566,29 +3474,29 @@
       <w:tr>
         <w:tc>
           <w:tcPr>
-            <w:tcW w:type="dxa" w:w="1030"/>
-          </w:tcPr>
-          <w:p>
-            <w:r/>
-            <w:r>
-              <w:t>TMF632</w:t>
-            </w:r>
-          </w:p>
-        </w:tc>
-        <w:tc>
-          <w:tcPr>
-            <w:tcW w:type="dxa" w:w="2527"/>
-          </w:tcPr>
-          <w:p>
-            <w:r/>
-            <w:r>
-              <w:t>Party Management API</w:t>
-            </w:r>
-          </w:p>
-        </w:tc>
-        <w:tc>
-          <w:tcPr>
-            <w:tcW w:type="dxa" w:w="1217"/>
+            <w:tcW w:type="dxa" w:w="936"/>
+          </w:tcPr>
+          <w:p>
+            <w:r/>
+            <w:r>
+              <w:t>TMF664</w:t>
+            </w:r>
+          </w:p>
+        </w:tc>
+        <w:tc>
+          <w:tcPr>
+            <w:tcW w:type="dxa" w:w="2246"/>
+          </w:tcPr>
+          <w:p>
+            <w:r/>
+            <w:r>
+              <w:t>Resource Function Activation Management API</w:t>
+            </w:r>
+          </w:p>
+        </w:tc>
+        <w:tc>
+          <w:tcPr>
+            <w:tcW w:type="dxa" w:w="1123"/>
           </w:tcPr>
           <w:p>
             <w:r/>
@@ -3599,7 +3507,7 @@
         </w:tc>
         <w:tc>
           <w:tcPr>
-            <w:tcW w:type="dxa" w:w="1685"/>
+            <w:tcW w:type="dxa" w:w="1498"/>
           </w:tcPr>
           <w:p>
             <w:r/>
@@ -3610,35 +3518,23 @@
         </w:tc>
         <w:tc>
           <w:tcPr>
-            <w:tcW w:type="dxa" w:w="1685"/>
-          </w:tcPr>
-          <w:p>
-            <w:r/>
-            <w:r>
-              <w:t>individual</w:t>
-            </w:r>
-            <w:r>
-              <w:br/>
-            </w:r>
-            <w:r>
-              <w:t>organization</w:t>
-            </w:r>
-          </w:p>
-        </w:tc>
-        <w:tc>
-          <w:tcPr>
-            <w:tcW w:type="dxa" w:w="1217"/>
-          </w:tcPr>
-          <w:p>
-            <w:r/>
-            <w:r>
-              <w:t>GET</w:t>
-            </w:r>
-            <w:r>
-              <w:br/>
-            </w:r>
-            <w:r>
-              <w:t>GET /id</w:t>
+            <w:tcW w:type="dxa" w:w="1498"/>
+          </w:tcPr>
+          <w:p>
+            <w:r/>
+            <w:r>
+              <w:t>resourceFunction</w:t>
+            </w:r>
+          </w:p>
+        </w:tc>
+        <w:tc>
+          <w:tcPr>
+            <w:tcW w:type="dxa" w:w="2059"/>
+          </w:tcPr>
+          <w:p>
+            <w:r/>
+            <w:r>
+              <w:t>GET, GET /id, POST, PATCH, DELETE</w:t>
             </w:r>
           </w:p>
         </w:tc>
@@ -3646,40 +3542,40 @@
       <w:tr>
         <w:tc>
           <w:tcPr>
-            <w:tcW w:type="dxa" w:w="1030"/>
-          </w:tcPr>
-          <w:p>
-            <w:r/>
-            <w:r>
-              <w:t>TMF646</w:t>
-            </w:r>
-          </w:p>
-        </w:tc>
-        <w:tc>
-          <w:tcPr>
-            <w:tcW w:type="dxa" w:w="2527"/>
-          </w:tcPr>
-          <w:p>
-            <w:r/>
-            <w:r>
-              <w:t>Appointment Management API</w:t>
-            </w:r>
-          </w:p>
-        </w:tc>
-        <w:tc>
-          <w:tcPr>
-            <w:tcW w:type="dxa" w:w="1217"/>
-          </w:tcPr>
-          <w:p>
-            <w:r/>
-            <w:r>
-              <w:t>4</w:t>
-            </w:r>
-          </w:p>
-        </w:tc>
-        <w:tc>
-          <w:tcPr>
-            <w:tcW w:type="dxa" w:w="1685"/>
+            <w:tcW w:type="dxa" w:w="936"/>
+          </w:tcPr>
+          <w:p>
+            <w:r/>
+            <w:r>
+              <w:t>TMF632</w:t>
+            </w:r>
+          </w:p>
+        </w:tc>
+        <w:tc>
+          <w:tcPr>
+            <w:tcW w:type="dxa" w:w="2246"/>
+          </w:tcPr>
+          <w:p>
+            <w:r/>
+            <w:r>
+              <w:t>Party Management API</w:t>
+            </w:r>
+          </w:p>
+        </w:tc>
+        <w:tc>
+          <w:tcPr>
+            <w:tcW w:type="dxa" w:w="1123"/>
+          </w:tcPr>
+          <w:p>
+            <w:r/>
+            <w:r>
+              <w:t>5</w:t>
+            </w:r>
+          </w:p>
+        </w:tc>
+        <w:tc>
+          <w:tcPr>
+            <w:tcW w:type="dxa" w:w="1498"/>
           </w:tcPr>
           <w:p>
             <w:r/>
@@ -3690,29 +3586,23 @@
         </w:tc>
         <w:tc>
           <w:tcPr>
-            <w:tcW w:type="dxa" w:w="1685"/>
-          </w:tcPr>
-          <w:p>
-            <w:r/>
-            <w:r>
-              <w:t>workOrder</w:t>
-            </w:r>
-          </w:p>
-        </w:tc>
-        <w:tc>
-          <w:tcPr>
-            <w:tcW w:type="dxa" w:w="1217"/>
-          </w:tcPr>
-          <w:p>
-            <w:r/>
-            <w:r>
-              <w:t>GET</w:t>
-            </w:r>
-            <w:r>
-              <w:br/>
-            </w:r>
-            <w:r>
-              <w:t>GET /id</w:t>
+            <w:tcW w:type="dxa" w:w="1498"/>
+          </w:tcPr>
+          <w:p>
+            <w:r/>
+            <w:r>
+              <w:t>individual</w:t>
+            </w:r>
+          </w:p>
+        </w:tc>
+        <w:tc>
+          <w:tcPr>
+            <w:tcW w:type="dxa" w:w="2059"/>
+          </w:tcPr>
+          <w:p>
+            <w:r/>
+            <w:r>
+              <w:t>GET, GET /id</w:t>
             </w:r>
           </w:p>
         </w:tc>
@@ -3720,40 +3610,40 @@
       <w:tr>
         <w:tc>
           <w:tcPr>
-            <w:tcW w:type="dxa" w:w="1030"/>
-          </w:tcPr>
-          <w:p>
-            <w:r/>
-            <w:r>
-              <w:t>TMF673</w:t>
-            </w:r>
-          </w:p>
-        </w:tc>
-        <w:tc>
-          <w:tcPr>
-            <w:tcW w:type="dxa" w:w="2527"/>
-          </w:tcPr>
-          <w:p>
-            <w:r/>
-            <w:r>
-              <w:t>Geographic Address Management API</w:t>
-            </w:r>
-          </w:p>
-        </w:tc>
-        <w:tc>
-          <w:tcPr>
-            <w:tcW w:type="dxa" w:w="1217"/>
-          </w:tcPr>
-          <w:p>
-            <w:r/>
-            <w:r>
-              <w:t>4</w:t>
-            </w:r>
-          </w:p>
-        </w:tc>
-        <w:tc>
-          <w:tcPr>
-            <w:tcW w:type="dxa" w:w="1685"/>
+            <w:tcW w:type="dxa" w:w="936"/>
+          </w:tcPr>
+          <w:p>
+            <w:r/>
+            <w:r>
+              <w:t>TMF632</w:t>
+            </w:r>
+          </w:p>
+        </w:tc>
+        <w:tc>
+          <w:tcPr>
+            <w:tcW w:type="dxa" w:w="2246"/>
+          </w:tcPr>
+          <w:p>
+            <w:r/>
+            <w:r>
+              <w:t>Party Management API</w:t>
+            </w:r>
+          </w:p>
+        </w:tc>
+        <w:tc>
+          <w:tcPr>
+            <w:tcW w:type="dxa" w:w="1123"/>
+          </w:tcPr>
+          <w:p>
+            <w:r/>
+            <w:r>
+              <w:t>5</w:t>
+            </w:r>
+          </w:p>
+        </w:tc>
+        <w:tc>
+          <w:tcPr>
+            <w:tcW w:type="dxa" w:w="1498"/>
           </w:tcPr>
           <w:p>
             <w:r/>
@@ -3764,29 +3654,23 @@
         </w:tc>
         <w:tc>
           <w:tcPr>
-            <w:tcW w:type="dxa" w:w="1685"/>
-          </w:tcPr>
-          <w:p>
-            <w:r/>
-            <w:r>
-              <w:t>geographicAddress</w:t>
-            </w:r>
-          </w:p>
-        </w:tc>
-        <w:tc>
-          <w:tcPr>
-            <w:tcW w:type="dxa" w:w="1217"/>
-          </w:tcPr>
-          <w:p>
-            <w:r/>
-            <w:r>
-              <w:t>GET</w:t>
-            </w:r>
-            <w:r>
-              <w:br/>
-            </w:r>
-            <w:r>
-              <w:t>GET /id</w:t>
+            <w:tcW w:type="dxa" w:w="1498"/>
+          </w:tcPr>
+          <w:p>
+            <w:r/>
+            <w:r>
+              <w:t>organization</w:t>
+            </w:r>
+          </w:p>
+        </w:tc>
+        <w:tc>
+          <w:tcPr>
+            <w:tcW w:type="dxa" w:w="2059"/>
+          </w:tcPr>
+          <w:p>
+            <w:r/>
+            <w:r>
+              <w:t>GET, GET /id</w:t>
             </w:r>
           </w:p>
         </w:tc>
@@ -3794,29 +3678,29 @@
       <w:tr>
         <w:tc>
           <w:tcPr>
-            <w:tcW w:type="dxa" w:w="1030"/>
-          </w:tcPr>
-          <w:p>
-            <w:r/>
-            <w:r>
-              <w:t>TMF674</w:t>
-            </w:r>
-          </w:p>
-        </w:tc>
-        <w:tc>
-          <w:tcPr>
-            <w:tcW w:type="dxa" w:w="2527"/>
-          </w:tcPr>
-          <w:p>
-            <w:r/>
-            <w:r>
-              <w:t>Geographic Site Management API</w:t>
-            </w:r>
-          </w:p>
-        </w:tc>
-        <w:tc>
-          <w:tcPr>
-            <w:tcW w:type="dxa" w:w="1217"/>
+            <w:tcW w:type="dxa" w:w="936"/>
+          </w:tcPr>
+          <w:p>
+            <w:r/>
+            <w:r>
+              <w:t>TMF632</w:t>
+            </w:r>
+          </w:p>
+        </w:tc>
+        <w:tc>
+          <w:tcPr>
+            <w:tcW w:type="dxa" w:w="2246"/>
+          </w:tcPr>
+          <w:p>
+            <w:r/>
+            <w:r>
+              <w:t>Party Management API</w:t>
+            </w:r>
+          </w:p>
+        </w:tc>
+        <w:tc>
+          <w:tcPr>
+            <w:tcW w:type="dxa" w:w="1123"/>
           </w:tcPr>
           <w:p>
             <w:r/>
@@ -3827,7 +3711,7 @@
         </w:tc>
         <w:tc>
           <w:tcPr>
-            <w:tcW w:type="dxa" w:w="1685"/>
+            <w:tcW w:type="dxa" w:w="1498"/>
           </w:tcPr>
           <w:p>
             <w:r/>
@@ -3838,29 +3722,23 @@
         </w:tc>
         <w:tc>
           <w:tcPr>
-            <w:tcW w:type="dxa" w:w="1685"/>
-          </w:tcPr>
-          <w:p>
-            <w:r/>
-            <w:r>
-              <w:t>geographicSite</w:t>
-            </w:r>
-          </w:p>
-        </w:tc>
-        <w:tc>
-          <w:tcPr>
-            <w:tcW w:type="dxa" w:w="1217"/>
-          </w:tcPr>
-          <w:p>
-            <w:r/>
-            <w:r>
-              <w:t>GET</w:t>
-            </w:r>
-            <w:r>
-              <w:br/>
-            </w:r>
-            <w:r>
-              <w:t>GET /id</w:t>
+            <w:tcW w:type="dxa" w:w="1498"/>
+          </w:tcPr>
+          <w:p>
+            <w:r/>
+            <w:r>
+              <w:t>individual</w:t>
+            </w:r>
+          </w:p>
+        </w:tc>
+        <w:tc>
+          <w:tcPr>
+            <w:tcW w:type="dxa" w:w="2059"/>
+          </w:tcPr>
+          <w:p>
+            <w:r/>
+            <w:r>
+              <w:t>GET, GET /id</w:t>
             </w:r>
           </w:p>
         </w:tc>
@@ -3868,7 +3746,279 @@
       <w:tr>
         <w:tc>
           <w:tcPr>
-            <w:tcW w:type="dxa" w:w="1030"/>
+            <w:tcW w:type="dxa" w:w="936"/>
+          </w:tcPr>
+          <w:p>
+            <w:r/>
+            <w:r>
+              <w:t>TMF632</w:t>
+            </w:r>
+          </w:p>
+        </w:tc>
+        <w:tc>
+          <w:tcPr>
+            <w:tcW w:type="dxa" w:w="2246"/>
+          </w:tcPr>
+          <w:p>
+            <w:r/>
+            <w:r>
+              <w:t>Party Management API</w:t>
+            </w:r>
+          </w:p>
+        </w:tc>
+        <w:tc>
+          <w:tcPr>
+            <w:tcW w:type="dxa" w:w="1123"/>
+          </w:tcPr>
+          <w:p>
+            <w:r/>
+            <w:r>
+              <w:t>4</w:t>
+            </w:r>
+          </w:p>
+        </w:tc>
+        <w:tc>
+          <w:tcPr>
+            <w:tcW w:type="dxa" w:w="1498"/>
+          </w:tcPr>
+          <w:p>
+            <w:r/>
+            <w:r>
+              <w:t>Optional</w:t>
+            </w:r>
+          </w:p>
+        </w:tc>
+        <w:tc>
+          <w:tcPr>
+            <w:tcW w:type="dxa" w:w="1498"/>
+          </w:tcPr>
+          <w:p>
+            <w:r/>
+            <w:r>
+              <w:t>organization</w:t>
+            </w:r>
+          </w:p>
+        </w:tc>
+        <w:tc>
+          <w:tcPr>
+            <w:tcW w:type="dxa" w:w="2059"/>
+          </w:tcPr>
+          <w:p>
+            <w:r/>
+            <w:r>
+              <w:t>GET, GET /id</w:t>
+            </w:r>
+          </w:p>
+        </w:tc>
+      </w:tr>
+      <w:tr>
+        <w:tc>
+          <w:tcPr>
+            <w:tcW w:type="dxa" w:w="936"/>
+          </w:tcPr>
+          <w:p>
+            <w:r/>
+            <w:r>
+              <w:t>TMF646</w:t>
+            </w:r>
+          </w:p>
+        </w:tc>
+        <w:tc>
+          <w:tcPr>
+            <w:tcW w:type="dxa" w:w="2246"/>
+          </w:tcPr>
+          <w:p>
+            <w:r/>
+            <w:r>
+              <w:t>Appointment Management API</w:t>
+            </w:r>
+          </w:p>
+        </w:tc>
+        <w:tc>
+          <w:tcPr>
+            <w:tcW w:type="dxa" w:w="1123"/>
+          </w:tcPr>
+          <w:p>
+            <w:r/>
+            <w:r>
+              <w:t>4</w:t>
+            </w:r>
+          </w:p>
+        </w:tc>
+        <w:tc>
+          <w:tcPr>
+            <w:tcW w:type="dxa" w:w="1498"/>
+          </w:tcPr>
+          <w:p>
+            <w:r/>
+            <w:r>
+              <w:t>Optional</w:t>
+            </w:r>
+          </w:p>
+        </w:tc>
+        <w:tc>
+          <w:tcPr>
+            <w:tcW w:type="dxa" w:w="1498"/>
+          </w:tcPr>
+          <w:p>
+            <w:r/>
+            <w:r>
+              <w:t>workOrder</w:t>
+            </w:r>
+          </w:p>
+        </w:tc>
+        <w:tc>
+          <w:tcPr>
+            <w:tcW w:type="dxa" w:w="2059"/>
+          </w:tcPr>
+          <w:p>
+            <w:r/>
+            <w:r>
+              <w:t>GET, GET /id</w:t>
+            </w:r>
+          </w:p>
+        </w:tc>
+      </w:tr>
+      <w:tr>
+        <w:tc>
+          <w:tcPr>
+            <w:tcW w:type="dxa" w:w="936"/>
+          </w:tcPr>
+          <w:p>
+            <w:r/>
+            <w:r>
+              <w:t>TMF673</w:t>
+            </w:r>
+          </w:p>
+        </w:tc>
+        <w:tc>
+          <w:tcPr>
+            <w:tcW w:type="dxa" w:w="2246"/>
+          </w:tcPr>
+          <w:p>
+            <w:r/>
+            <w:r>
+              <w:t>Geographic Address Management API</w:t>
+            </w:r>
+          </w:p>
+        </w:tc>
+        <w:tc>
+          <w:tcPr>
+            <w:tcW w:type="dxa" w:w="1123"/>
+          </w:tcPr>
+          <w:p>
+            <w:r/>
+            <w:r>
+              <w:t>4</w:t>
+            </w:r>
+          </w:p>
+        </w:tc>
+        <w:tc>
+          <w:tcPr>
+            <w:tcW w:type="dxa" w:w="1498"/>
+          </w:tcPr>
+          <w:p>
+            <w:r/>
+            <w:r>
+              <w:t>Optional</w:t>
+            </w:r>
+          </w:p>
+        </w:tc>
+        <w:tc>
+          <w:tcPr>
+            <w:tcW w:type="dxa" w:w="1498"/>
+          </w:tcPr>
+          <w:p>
+            <w:r/>
+            <w:r>
+              <w:t>geographicAddress</w:t>
+            </w:r>
+          </w:p>
+        </w:tc>
+        <w:tc>
+          <w:tcPr>
+            <w:tcW w:type="dxa" w:w="2059"/>
+          </w:tcPr>
+          <w:p>
+            <w:r/>
+            <w:r>
+              <w:t>GET, GET /id</w:t>
+            </w:r>
+          </w:p>
+        </w:tc>
+      </w:tr>
+      <w:tr>
+        <w:tc>
+          <w:tcPr>
+            <w:tcW w:type="dxa" w:w="936"/>
+          </w:tcPr>
+          <w:p>
+            <w:r/>
+            <w:r>
+              <w:t>TMF674</w:t>
+            </w:r>
+          </w:p>
+        </w:tc>
+        <w:tc>
+          <w:tcPr>
+            <w:tcW w:type="dxa" w:w="2246"/>
+          </w:tcPr>
+          <w:p>
+            <w:r/>
+            <w:r>
+              <w:t>Geographic Site Management API</w:t>
+            </w:r>
+          </w:p>
+        </w:tc>
+        <w:tc>
+          <w:tcPr>
+            <w:tcW w:type="dxa" w:w="1123"/>
+          </w:tcPr>
+          <w:p>
+            <w:r/>
+            <w:r>
+              <w:t>4</w:t>
+            </w:r>
+          </w:p>
+        </w:tc>
+        <w:tc>
+          <w:tcPr>
+            <w:tcW w:type="dxa" w:w="1498"/>
+          </w:tcPr>
+          <w:p>
+            <w:r/>
+            <w:r>
+              <w:t>Optional</w:t>
+            </w:r>
+          </w:p>
+        </w:tc>
+        <w:tc>
+          <w:tcPr>
+            <w:tcW w:type="dxa" w:w="1498"/>
+          </w:tcPr>
+          <w:p>
+            <w:r/>
+            <w:r>
+              <w:t>geographicSite</w:t>
+            </w:r>
+          </w:p>
+        </w:tc>
+        <w:tc>
+          <w:tcPr>
+            <w:tcW w:type="dxa" w:w="2059"/>
+          </w:tcPr>
+          <w:p>
+            <w:r/>
+            <w:r>
+              <w:t>GET, GET /id</w:t>
+            </w:r>
+          </w:p>
+        </w:tc>
+      </w:tr>
+      <w:tr>
+        <w:tc>
+          <w:tcPr>
+            <w:tcW w:type="dxa" w:w="936"/>
           </w:tcPr>
           <w:p>
             <w:r/>
@@ -3879,18 +4029,18 @@
         </w:tc>
         <w:tc>
           <w:tcPr>
-            <w:tcW w:type="dxa" w:w="2527"/>
-          </w:tcPr>
-          <w:p>
-            <w:r/>
-            <w:r>
-              <w:t>Geographic Location Management API</w:t>
-            </w:r>
-          </w:p>
-        </w:tc>
-        <w:tc>
-          <w:tcPr>
-            <w:tcW w:type="dxa" w:w="1217"/>
+            <w:tcW w:type="dxa" w:w="2246"/>
+          </w:tcPr>
+          <w:p>
+            <w:r/>
+            <w:r>
+              <w:t>UNRESOLVED-TMF675</w:t>
+            </w:r>
+          </w:p>
+        </w:tc>
+        <w:tc>
+          <w:tcPr>
+            <w:tcW w:type="dxa" w:w="1123"/>
           </w:tcPr>
           <w:p>
             <w:r/>
@@ -3901,7 +4051,7 @@
         </w:tc>
         <w:tc>
           <w:tcPr>
-            <w:tcW w:type="dxa" w:w="1685"/>
+            <w:tcW w:type="dxa" w:w="1498"/>
           </w:tcPr>
           <w:p>
             <w:r/>
@@ -3912,7 +4062,7 @@
         </w:tc>
         <w:tc>
           <w:tcPr>
-            <w:tcW w:type="dxa" w:w="1685"/>
+            <w:tcW w:type="dxa" w:w="1498"/>
           </w:tcPr>
           <w:p>
             <w:r/>
@@ -3923,18 +4073,12 @@
         </w:tc>
         <w:tc>
           <w:tcPr>
-            <w:tcW w:type="dxa" w:w="1217"/>
-          </w:tcPr>
-          <w:p>
-            <w:r/>
-            <w:r>
-              <w:t>GET</w:t>
-            </w:r>
-            <w:r>
-              <w:br/>
-            </w:r>
-            <w:r>
-              <w:t>GET /id</w:t>
+            <w:tcW w:type="dxa" w:w="2059"/>
+          </w:tcPr>
+          <w:p>
+            <w:r/>
+            <w:r>
+              <w:t>GET, GET /id</w:t>
             </w:r>
           </w:p>
         </w:tc>
@@ -4205,7 +4349,7 @@
           <w:p>
             <w:r/>
             <w:r>
-              <w:t>Process Flow Management API</w:t>
+              <w:t>UNRESOLVED-TMF701</w:t>
             </w:r>
           </w:p>
         </w:tc>

--- a/specifications/TMFC011-ResourceOrderManagement/Diagrams/TMFC011_Resource_Order_Management.docx
+++ b/specifications/TMFC011-ResourceOrderManagement/Diagrams/TMFC011_Resource_Order_Management.docx
@@ -155,6 +155,9 @@
         </w:tc>
       </w:tr>
       <w:tr>
+        <w:trPr>
+          <w:cantSplit/>
+        </w:trPr>
         <w:tc>
           <w:tcPr>
             <w:tcW w:type="dxa" w:w="2527"/>
@@ -358,6 +361,9 @@
         </w:tc>
       </w:tr>
       <w:tr>
+        <w:trPr>
+          <w:cantSplit/>
+        </w:trPr>
         <w:tc>
           <w:tcPr>
             <w:tcW w:type="dxa" w:w="1404"/>
@@ -404,6 +410,9 @@
         </w:tc>
       </w:tr>
       <w:tr>
+        <w:trPr>
+          <w:cantSplit/>
+        </w:trPr>
         <w:tc>
           <w:tcPr>
             <w:tcW w:type="dxa" w:w="1404"/>
@@ -450,6 +459,9 @@
         </w:tc>
       </w:tr>
       <w:tr>
+        <w:trPr>
+          <w:cantSplit/>
+        </w:trPr>
         <w:tc>
           <w:tcPr>
             <w:tcW w:type="dxa" w:w="1404"/>
@@ -496,6 +508,9 @@
         </w:tc>
       </w:tr>
       <w:tr>
+        <w:trPr>
+          <w:cantSplit/>
+        </w:trPr>
         <w:tc>
           <w:tcPr>
             <w:tcW w:type="dxa" w:w="1404"/>
@@ -542,6 +557,9 @@
         </w:tc>
       </w:tr>
       <w:tr>
+        <w:trPr>
+          <w:cantSplit/>
+        </w:trPr>
         <w:tc>
           <w:tcPr>
             <w:tcW w:type="dxa" w:w="1404"/>
@@ -588,6 +606,9 @@
         </w:tc>
       </w:tr>
       <w:tr>
+        <w:trPr>
+          <w:cantSplit/>
+        </w:trPr>
         <w:tc>
           <w:tcPr>
             <w:tcW w:type="dxa" w:w="1404"/>
@@ -634,6 +655,9 @@
         </w:tc>
       </w:tr>
       <w:tr>
+        <w:trPr>
+          <w:cantSplit/>
+        </w:trPr>
         <w:tc>
           <w:tcPr>
             <w:tcW w:type="dxa" w:w="1404"/>
@@ -721,7 +745,7 @@
         </w:trPr>
         <w:tc>
           <w:tcPr>
-            <w:tcW w:type="dxa" w:w="1591"/>
+            <w:tcW w:type="dxa" w:w="1778"/>
           </w:tcPr>
           <w:p>
             <w:r/>
@@ -735,7 +759,7 @@
         </w:tc>
         <w:tc>
           <w:tcPr>
-            <w:tcW w:type="dxa" w:w="3089"/>
+            <w:tcW w:type="dxa" w:w="2995"/>
           </w:tcPr>
           <w:p>
             <w:r/>
@@ -763,7 +787,7 @@
         </w:tc>
         <w:tc>
           <w:tcPr>
-            <w:tcW w:type="dxa" w:w="2434"/>
+            <w:tcW w:type="dxa" w:w="2340"/>
           </w:tcPr>
           <w:p>
             <w:r/>
@@ -777,20 +801,23 @@
         </w:tc>
       </w:tr>
       <w:tr>
-        <w:tc>
-          <w:tcPr>
-            <w:tcW w:type="dxa" w:w="1591"/>
-          </w:tcPr>
-          <w:p>
-            <w:r/>
-            <w:r>
-              <w:t>Resource Order</w:t>
-            </w:r>
-          </w:p>
-        </w:tc>
-        <w:tc>
-          <w:tcPr>
-            <w:tcW w:type="dxa" w:w="3089"/>
+        <w:trPr>
+          <w:cantSplit/>
+        </w:trPr>
+        <w:tc>
+          <w:tcPr>
+            <w:tcW w:type="dxa" w:w="1778"/>
+          </w:tcPr>
+          <w:p>
+            <w:r/>
+            <w:r>
+              <w:t>Resource Order ABE</w:t>
+            </w:r>
+          </w:p>
+        </w:tc>
+        <w:tc>
+          <w:tcPr>
+            <w:tcW w:type="dxa" w:w="2995"/>
           </w:tcPr>
           <w:p>
             <w:r/>
@@ -810,7 +837,7 @@
         </w:tc>
         <w:tc>
           <w:tcPr>
-            <w:tcW w:type="dxa" w:w="2434"/>
+            <w:tcW w:type="dxa" w:w="2340"/>
           </w:tcPr>
           <w:p>
             <w:r/>
@@ -894,7 +921,7 @@
               <w:rPr>
                 <w:b/>
               </w:rPr>
-              <w:t>Aggregate Function Level 1</w:t>
+              <w:t>Aggregate Function L1</w:t>
             </w:r>
           </w:p>
         </w:tc>
@@ -908,7 +935,7 @@
               <w:rPr>
                 <w:b/>
               </w:rPr>
-              <w:t>Aggregate Function Level 2</w:t>
+              <w:t>Aggregate Function L2</w:t>
             </w:r>
           </w:p>
         </w:tc>
@@ -928,6 +955,9 @@
         </w:tc>
       </w:tr>
       <w:tr>
+        <w:trPr>
+          <w:cantSplit/>
+        </w:trPr>
         <w:tc>
           <w:tcPr>
             <w:tcW w:type="dxa" w:w="1123"/>
@@ -985,6 +1015,9 @@
         </w:tc>
       </w:tr>
       <w:tr>
+        <w:trPr>
+          <w:cantSplit/>
+        </w:trPr>
         <w:tc>
           <w:tcPr>
             <w:tcW w:type="dxa" w:w="1123"/>
@@ -1042,6 +1075,9 @@
         </w:tc>
       </w:tr>
       <w:tr>
+        <w:trPr>
+          <w:cantSplit/>
+        </w:trPr>
         <w:tc>
           <w:tcPr>
             <w:tcW w:type="dxa" w:w="1123"/>
@@ -1099,6 +1135,9 @@
         </w:tc>
       </w:tr>
       <w:tr>
+        <w:trPr>
+          <w:cantSplit/>
+        </w:trPr>
         <w:tc>
           <w:tcPr>
             <w:tcW w:type="dxa" w:w="1123"/>
@@ -1156,6 +1195,9 @@
         </w:tc>
       </w:tr>
       <w:tr>
+        <w:trPr>
+          <w:cantSplit/>
+        </w:trPr>
         <w:tc>
           <w:tcPr>
             <w:tcW w:type="dxa" w:w="1123"/>
@@ -1213,6 +1255,9 @@
         </w:tc>
       </w:tr>
       <w:tr>
+        <w:trPr>
+          <w:cantSplit/>
+        </w:trPr>
         <w:tc>
           <w:tcPr>
             <w:tcW w:type="dxa" w:w="1123"/>
@@ -1270,6 +1315,9 @@
         </w:tc>
       </w:tr>
       <w:tr>
+        <w:trPr>
+          <w:cantSplit/>
+        </w:trPr>
         <w:tc>
           <w:tcPr>
             <w:tcW w:type="dxa" w:w="1123"/>
@@ -1327,6 +1375,9 @@
         </w:tc>
       </w:tr>
       <w:tr>
+        <w:trPr>
+          <w:cantSplit/>
+        </w:trPr>
         <w:tc>
           <w:tcPr>
             <w:tcW w:type="dxa" w:w="1123"/>
@@ -1384,6 +1435,9 @@
         </w:tc>
       </w:tr>
       <w:tr>
+        <w:trPr>
+          <w:cantSplit/>
+        </w:trPr>
         <w:tc>
           <w:tcPr>
             <w:tcW w:type="dxa" w:w="1123"/>
@@ -1441,6 +1495,9 @@
         </w:tc>
       </w:tr>
       <w:tr>
+        <w:trPr>
+          <w:cantSplit/>
+        </w:trPr>
         <w:tc>
           <w:tcPr>
             <w:tcW w:type="dxa" w:w="1123"/>
@@ -1498,6 +1555,9 @@
         </w:tc>
       </w:tr>
       <w:tr>
+        <w:trPr>
+          <w:cantSplit/>
+        </w:trPr>
         <w:tc>
           <w:tcPr>
             <w:tcW w:type="dxa" w:w="1123"/>
@@ -1555,6 +1615,9 @@
         </w:tc>
       </w:tr>
       <w:tr>
+        <w:trPr>
+          <w:cantSplit/>
+        </w:trPr>
         <w:tc>
           <w:tcPr>
             <w:tcW w:type="dxa" w:w="1123"/>
@@ -1612,6 +1675,9 @@
         </w:tc>
       </w:tr>
       <w:tr>
+        <w:trPr>
+          <w:cantSplit/>
+        </w:trPr>
         <w:tc>
           <w:tcPr>
             <w:tcW w:type="dxa" w:w="1123"/>
@@ -1669,6 +1735,9 @@
         </w:tc>
       </w:tr>
       <w:tr>
+        <w:trPr>
+          <w:cantSplit/>
+        </w:trPr>
         <w:tc>
           <w:tcPr>
             <w:tcW w:type="dxa" w:w="1123"/>
@@ -1726,6 +1795,9 @@
         </w:tc>
       </w:tr>
       <w:tr>
+        <w:trPr>
+          <w:cantSplit/>
+        </w:trPr>
         <w:tc>
           <w:tcPr>
             <w:tcW w:type="dxa" w:w="1123"/>
@@ -1783,6 +1855,9 @@
         </w:tc>
       </w:tr>
       <w:tr>
+        <w:trPr>
+          <w:cantSplit/>
+        </w:trPr>
         <w:tc>
           <w:tcPr>
             <w:tcW w:type="dxa" w:w="1123"/>
@@ -1840,6 +1915,9 @@
         </w:tc>
       </w:tr>
       <w:tr>
+        <w:trPr>
+          <w:cantSplit/>
+        </w:trPr>
         <w:tc>
           <w:tcPr>
             <w:tcW w:type="dxa" w:w="1123"/>
@@ -1897,6 +1975,9 @@
         </w:tc>
       </w:tr>
       <w:tr>
+        <w:trPr>
+          <w:cantSplit/>
+        </w:trPr>
         <w:tc>
           <w:tcPr>
             <w:tcW w:type="dxa" w:w="1123"/>
@@ -1954,6 +2035,9 @@
         </w:tc>
       </w:tr>
       <w:tr>
+        <w:trPr>
+          <w:cantSplit/>
+        </w:trPr>
         <w:tc>
           <w:tcPr>
             <w:tcW w:type="dxa" w:w="1123"/>
@@ -2011,6 +2095,9 @@
         </w:tc>
       </w:tr>
       <w:tr>
+        <w:trPr>
+          <w:cantSplit/>
+        </w:trPr>
         <w:tc>
           <w:tcPr>
             <w:tcW w:type="dxa" w:w="1123"/>
@@ -2068,6 +2155,9 @@
         </w:tc>
       </w:tr>
       <w:tr>
+        <w:trPr>
+          <w:cantSplit/>
+        </w:trPr>
         <w:tc>
           <w:tcPr>
             <w:tcW w:type="dxa" w:w="1123"/>
@@ -2125,6 +2215,9 @@
         </w:tc>
       </w:tr>
       <w:tr>
+        <w:trPr>
+          <w:cantSplit/>
+        </w:trPr>
         <w:tc>
           <w:tcPr>
             <w:tcW w:type="dxa" w:w="1123"/>
@@ -2182,6 +2275,9 @@
         </w:tc>
       </w:tr>
       <w:tr>
+        <w:trPr>
+          <w:cantSplit/>
+        </w:trPr>
         <w:tc>
           <w:tcPr>
             <w:tcW w:type="dxa" w:w="1123"/>
@@ -2239,6 +2335,9 @@
         </w:tc>
       </w:tr>
       <w:tr>
+        <w:trPr>
+          <w:cantSplit/>
+        </w:trPr>
         <w:tc>
           <w:tcPr>
             <w:tcW w:type="dxa" w:w="1123"/>
@@ -2296,6 +2395,9 @@
         </w:tc>
       </w:tr>
       <w:tr>
+        <w:trPr>
+          <w:cantSplit/>
+        </w:trPr>
         <w:tc>
           <w:tcPr>
             <w:tcW w:type="dxa" w:w="1123"/>
@@ -2558,6 +2660,9 @@
         </w:tc>
       </w:tr>
       <w:tr>
+        <w:trPr>
+          <w:cantSplit/>
+        </w:trPr>
         <w:tc>
           <w:tcPr>
             <w:tcW w:type="dxa" w:w="1030"/>
@@ -2626,6 +2731,9 @@
         </w:tc>
       </w:tr>
       <w:tr>
+        <w:trPr>
+          <w:cantSplit/>
+        </w:trPr>
         <w:tc>
           <w:tcPr>
             <w:tcW w:type="dxa" w:w="1030"/>
@@ -2694,6 +2802,9 @@
         </w:tc>
       </w:tr>
       <w:tr>
+        <w:trPr>
+          <w:cantSplit/>
+        </w:trPr>
         <w:tc>
           <w:tcPr>
             <w:tcW w:type="dxa" w:w="1030"/>
@@ -2762,6 +2873,9 @@
         </w:tc>
       </w:tr>
       <w:tr>
+        <w:trPr>
+          <w:cantSplit/>
+        </w:trPr>
         <w:tc>
           <w:tcPr>
             <w:tcW w:type="dxa" w:w="1030"/>
@@ -2996,6 +3110,9 @@
         </w:tc>
       </w:tr>
       <w:tr>
+        <w:trPr>
+          <w:cantSplit/>
+        </w:trPr>
         <w:tc>
           <w:tcPr>
             <w:tcW w:type="dxa" w:w="936"/>
@@ -3064,6 +3181,9 @@
         </w:tc>
       </w:tr>
       <w:tr>
+        <w:trPr>
+          <w:cantSplit/>
+        </w:trPr>
         <w:tc>
           <w:tcPr>
             <w:tcW w:type="dxa" w:w="936"/>
@@ -3132,6 +3252,9 @@
         </w:tc>
       </w:tr>
       <w:tr>
+        <w:trPr>
+          <w:cantSplit/>
+        </w:trPr>
         <w:tc>
           <w:tcPr>
             <w:tcW w:type="dxa" w:w="936"/>
@@ -3200,6 +3323,9 @@
         </w:tc>
       </w:tr>
       <w:tr>
+        <w:trPr>
+          <w:cantSplit/>
+        </w:trPr>
         <w:tc>
           <w:tcPr>
             <w:tcW w:type="dxa" w:w="936"/>
@@ -3268,6 +3394,9 @@
         </w:tc>
       </w:tr>
       <w:tr>
+        <w:trPr>
+          <w:cantSplit/>
+        </w:trPr>
         <w:tc>
           <w:tcPr>
             <w:tcW w:type="dxa" w:w="936"/>
@@ -3336,6 +3465,9 @@
         </w:tc>
       </w:tr>
       <w:tr>
+        <w:trPr>
+          <w:cantSplit/>
+        </w:trPr>
         <w:tc>
           <w:tcPr>
             <w:tcW w:type="dxa" w:w="936"/>
@@ -3404,6 +3536,9 @@
         </w:tc>
       </w:tr>
       <w:tr>
+        <w:trPr>
+          <w:cantSplit/>
+        </w:trPr>
         <w:tc>
           <w:tcPr>
             <w:tcW w:type="dxa" w:w="936"/>
@@ -3472,6 +3607,9 @@
         </w:tc>
       </w:tr>
       <w:tr>
+        <w:trPr>
+          <w:cantSplit/>
+        </w:trPr>
         <w:tc>
           <w:tcPr>
             <w:tcW w:type="dxa" w:w="936"/>
@@ -3540,6 +3678,9 @@
         </w:tc>
       </w:tr>
       <w:tr>
+        <w:trPr>
+          <w:cantSplit/>
+        </w:trPr>
         <w:tc>
           <w:tcPr>
             <w:tcW w:type="dxa" w:w="936"/>
@@ -3608,6 +3749,9 @@
         </w:tc>
       </w:tr>
       <w:tr>
+        <w:trPr>
+          <w:cantSplit/>
+        </w:trPr>
         <w:tc>
           <w:tcPr>
             <w:tcW w:type="dxa" w:w="936"/>
@@ -3676,6 +3820,9 @@
         </w:tc>
       </w:tr>
       <w:tr>
+        <w:trPr>
+          <w:cantSplit/>
+        </w:trPr>
         <w:tc>
           <w:tcPr>
             <w:tcW w:type="dxa" w:w="936"/>
@@ -3744,6 +3891,9 @@
         </w:tc>
       </w:tr>
       <w:tr>
+        <w:trPr>
+          <w:cantSplit/>
+        </w:trPr>
         <w:tc>
           <w:tcPr>
             <w:tcW w:type="dxa" w:w="936"/>
@@ -3812,6 +3962,9 @@
         </w:tc>
       </w:tr>
       <w:tr>
+        <w:trPr>
+          <w:cantSplit/>
+        </w:trPr>
         <w:tc>
           <w:tcPr>
             <w:tcW w:type="dxa" w:w="936"/>
@@ -3880,6 +4033,9 @@
         </w:tc>
       </w:tr>
       <w:tr>
+        <w:trPr>
+          <w:cantSplit/>
+        </w:trPr>
         <w:tc>
           <w:tcPr>
             <w:tcW w:type="dxa" w:w="936"/>
@@ -3948,6 +4104,9 @@
         </w:tc>
       </w:tr>
       <w:tr>
+        <w:trPr>
+          <w:cantSplit/>
+        </w:trPr>
         <w:tc>
           <w:tcPr>
             <w:tcW w:type="dxa" w:w="936"/>
@@ -4016,6 +4175,9 @@
         </w:tc>
       </w:tr>
       <w:tr>
+        <w:trPr>
+          <w:cantSplit/>
+        </w:trPr>
         <w:tc>
           <w:tcPr>
             <w:tcW w:type="dxa" w:w="936"/>
@@ -4218,6 +4380,9 @@
         </w:tc>
       </w:tr>
       <w:tr>
+        <w:trPr>
+          <w:cantSplit/>
+        </w:trPr>
         <w:tc>
           <w:tcPr>
             <w:tcW w:type="dxa" w:w="1310"/>
@@ -4331,6 +4496,9 @@
         </w:tc>
       </w:tr>
       <w:tr>
+        <w:trPr>
+          <w:cantSplit/>
+        </w:trPr>
         <w:tc>
           <w:tcPr>
             <w:tcW w:type="dxa" w:w="1310"/>
@@ -4535,6 +4703,9 @@
         </w:tc>
       </w:tr>
       <w:tr>
+        <w:trPr>
+          <w:cantSplit/>
+        </w:trPr>
         <w:tc>
           <w:tcPr>
             <w:tcW w:type="dxa" w:w="1310"/>
@@ -4600,6 +4771,9 @@
         </w:tc>
       </w:tr>
       <w:tr>
+        <w:trPr>
+          <w:cantSplit/>
+        </w:trPr>
         <w:tc>
           <w:tcPr>
             <w:tcW w:type="dxa" w:w="1310"/>
@@ -4774,6 +4948,9 @@
         </w:tc>
       </w:tr>
       <w:tr>
+        <w:trPr>
+          <w:cantSplit/>
+        </w:trPr>
         <w:tc>
           <w:tcPr>
             <w:tcW w:type="dxa" w:w="5990"/>
@@ -4798,6 +4975,9 @@
         </w:tc>
       </w:tr>
       <w:tr>
+        <w:trPr>
+          <w:cantSplit/>
+        </w:trPr>
         <w:tc>
           <w:tcPr>
             <w:tcW w:type="dxa" w:w="5990"/>
@@ -4822,6 +5002,9 @@
         </w:tc>
       </w:tr>
       <w:tr>
+        <w:trPr>
+          <w:cantSplit/>
+        </w:trPr>
         <w:tc>
           <w:tcPr>
             <w:tcW w:type="dxa" w:w="5990"/>
@@ -4984,6 +5167,9 @@
         </w:tc>
       </w:tr>
       <w:tr>
+        <w:trPr>
+          <w:cantSplit/>
+        </w:trPr>
         <w:tc>
           <w:tcPr>
             <w:tcW w:type="dxa" w:w="1872"/>
@@ -5030,6 +5216,9 @@
         </w:tc>
       </w:tr>
       <w:tr>
+        <w:trPr>
+          <w:cantSplit/>
+        </w:trPr>
         <w:tc>
           <w:tcPr>
             <w:tcW w:type="dxa" w:w="1872"/>
@@ -5076,6 +5265,9 @@
         </w:tc>
       </w:tr>
       <w:tr>
+        <w:trPr>
+          <w:cantSplit/>
+        </w:trPr>
         <w:tc>
           <w:tcPr>
             <w:tcW w:type="dxa" w:w="1872"/>
@@ -5122,6 +5314,9 @@
         </w:tc>
       </w:tr>
       <w:tr>
+        <w:trPr>
+          <w:cantSplit/>
+        </w:trPr>
         <w:tc>
           <w:tcPr>
             <w:tcW w:type="dxa" w:w="1872"/>
@@ -5168,6 +5363,9 @@
         </w:tc>
       </w:tr>
       <w:tr>
+        <w:trPr>
+          <w:cantSplit/>
+        </w:trPr>
         <w:tc>
           <w:tcPr>
             <w:tcW w:type="dxa" w:w="1872"/>
@@ -5214,6 +5412,9 @@
         </w:tc>
       </w:tr>
       <w:tr>
+        <w:trPr>
+          <w:cantSplit/>
+        </w:trPr>
         <w:tc>
           <w:tcPr>
             <w:tcW w:type="dxa" w:w="1872"/>
@@ -5260,6 +5461,9 @@
         </w:tc>
       </w:tr>
       <w:tr>
+        <w:trPr>
+          <w:cantSplit/>
+        </w:trPr>
         <w:tc>
           <w:tcPr>
             <w:tcW w:type="dxa" w:w="1872"/>
@@ -5306,6 +5510,9 @@
         </w:tc>
       </w:tr>
       <w:tr>
+        <w:trPr>
+          <w:cantSplit/>
+        </w:trPr>
         <w:tc>
           <w:tcPr>
             <w:tcW w:type="dxa" w:w="1872"/>
@@ -5352,6 +5559,9 @@
         </w:tc>
       </w:tr>
       <w:tr>
+        <w:trPr>
+          <w:cantSplit/>
+        </w:trPr>
         <w:tc>
           <w:tcPr>
             <w:tcW w:type="dxa" w:w="1872"/>
@@ -5398,6 +5608,9 @@
         </w:tc>
       </w:tr>
       <w:tr>
+        <w:trPr>
+          <w:cantSplit/>
+        </w:trPr>
         <w:tc>
           <w:tcPr>
             <w:tcW w:type="dxa" w:w="1872"/>
@@ -5444,6 +5657,9 @@
         </w:tc>
       </w:tr>
       <w:tr>
+        <w:trPr>
+          <w:cantSplit/>
+        </w:trPr>
         <w:tc>
           <w:tcPr>
             <w:tcW w:type="dxa" w:w="1872"/>
@@ -5490,6 +5706,9 @@
         </w:tc>
       </w:tr>
       <w:tr>
+        <w:trPr>
+          <w:cantSplit/>
+        </w:trPr>
         <w:tc>
           <w:tcPr>
             <w:tcW w:type="dxa" w:w="1872"/>
@@ -5628,6 +5847,9 @@
         </w:tc>
       </w:tr>
       <w:tr>
+        <w:trPr>
+          <w:cantSplit/>
+        </w:trPr>
         <w:tc>
           <w:tcPr>
             <w:tcW w:type="dxa" w:w="1778"/>
@@ -5674,6 +5896,9 @@
         </w:tc>
       </w:tr>
       <w:tr>
+        <w:trPr>
+          <w:cantSplit/>
+        </w:trPr>
         <w:tc>
           <w:tcPr>
             <w:tcW w:type="dxa" w:w="1778"/>
@@ -5720,6 +5945,9 @@
         </w:tc>
       </w:tr>
       <w:tr>
+        <w:trPr>
+          <w:cantSplit/>
+        </w:trPr>
         <w:tc>
           <w:tcPr>
             <w:tcW w:type="dxa" w:w="1778"/>
@@ -5766,6 +5994,9 @@
         </w:tc>
       </w:tr>
       <w:tr>
+        <w:trPr>
+          <w:cantSplit/>
+        </w:trPr>
         <w:tc>
           <w:tcPr>
             <w:tcW w:type="dxa" w:w="1778"/>
@@ -5812,6 +6043,9 @@
         </w:tc>
       </w:tr>
       <w:tr>
+        <w:trPr>
+          <w:cantSplit/>
+        </w:trPr>
         <w:tc>
           <w:tcPr>
             <w:tcW w:type="dxa" w:w="1778"/>
@@ -5858,6 +6092,9 @@
         </w:tc>
       </w:tr>
       <w:tr>
+        <w:trPr>
+          <w:cantSplit/>
+        </w:trPr>
         <w:tc>
           <w:tcPr>
             <w:tcW w:type="dxa" w:w="1778"/>
@@ -5904,6 +6141,9 @@
         </w:tc>
       </w:tr>
       <w:tr>
+        <w:trPr>
+          <w:cantSplit/>
+        </w:trPr>
         <w:tc>
           <w:tcPr>
             <w:tcW w:type="dxa" w:w="1778"/>
@@ -5950,6 +6190,9 @@
         </w:tc>
       </w:tr>
       <w:tr>
+        <w:trPr>
+          <w:cantSplit/>
+        </w:trPr>
         <w:tc>
           <w:tcPr>
             <w:tcW w:type="dxa" w:w="1778"/>
@@ -5996,6 +6239,9 @@
         </w:tc>
       </w:tr>
       <w:tr>
+        <w:trPr>
+          <w:cantSplit/>
+        </w:trPr>
         <w:tc>
           <w:tcPr>
             <w:tcW w:type="dxa" w:w="1778"/>
@@ -6042,6 +6288,9 @@
         </w:tc>
       </w:tr>
       <w:tr>
+        <w:trPr>
+          <w:cantSplit/>
+        </w:trPr>
         <w:tc>
           <w:tcPr>
             <w:tcW w:type="dxa" w:w="1778"/>
@@ -6088,6 +6337,9 @@
         </w:tc>
       </w:tr>
       <w:tr>
+        <w:trPr>
+          <w:cantSplit/>
+        </w:trPr>
         <w:tc>
           <w:tcPr>
             <w:tcW w:type="dxa" w:w="1778"/>
@@ -6216,6 +6468,9 @@
         </w:tc>
       </w:tr>
       <w:tr>
+        <w:trPr>
+          <w:cantSplit/>
+        </w:trPr>
         <w:tc>
           <w:tcPr>
             <w:tcW w:type="dxa" w:w="3838"/>
@@ -6251,6 +6506,9 @@
         </w:tc>
       </w:tr>
       <w:tr>
+        <w:trPr>
+          <w:cantSplit/>
+        </w:trPr>
         <w:tc>
           <w:tcPr>
             <w:tcW w:type="dxa" w:w="3838"/>
@@ -6286,6 +6544,9 @@
         </w:tc>
       </w:tr>
       <w:tr>
+        <w:trPr>
+          <w:cantSplit/>
+        </w:trPr>
         <w:tc>
           <w:tcPr>
             <w:tcW w:type="dxa" w:w="3838"/>
@@ -6321,6 +6582,9 @@
         </w:tc>
       </w:tr>
       <w:tr>
+        <w:trPr>
+          <w:cantSplit/>
+        </w:trPr>
         <w:tc>
           <w:tcPr>
             <w:tcW w:type="dxa" w:w="3838"/>
@@ -6356,6 +6620,9 @@
         </w:tc>
       </w:tr>
       <w:tr>
+        <w:trPr>
+          <w:cantSplit/>
+        </w:trPr>
         <w:tc>
           <w:tcPr>
             <w:tcW w:type="dxa" w:w="3838"/>
@@ -6391,6 +6658,9 @@
         </w:tc>
       </w:tr>
       <w:tr>
+        <w:trPr>
+          <w:cantSplit/>
+        </w:trPr>
         <w:tc>
           <w:tcPr>
             <w:tcW w:type="dxa" w:w="3838"/>
@@ -6426,6 +6696,9 @@
         </w:tc>
       </w:tr>
       <w:tr>
+        <w:trPr>
+          <w:cantSplit/>
+        </w:trPr>
         <w:tc>
           <w:tcPr>
             <w:tcW w:type="dxa" w:w="3838"/>
@@ -6461,6 +6734,9 @@
         </w:tc>
       </w:tr>
       <w:tr>
+        <w:trPr>
+          <w:cantSplit/>
+        </w:trPr>
         <w:tc>
           <w:tcPr>
             <w:tcW w:type="dxa" w:w="3838"/>
@@ -6496,6 +6772,9 @@
         </w:tc>
       </w:tr>
       <w:tr>
+        <w:trPr>
+          <w:cantSplit/>
+        </w:trPr>
         <w:tc>
           <w:tcPr>
             <w:tcW w:type="dxa" w:w="3838"/>
@@ -6531,6 +6810,9 @@
         </w:tc>
       </w:tr>
       <w:tr>
+        <w:trPr>
+          <w:cantSplit/>
+        </w:trPr>
         <w:tc>
           <w:tcPr>
             <w:tcW w:type="dxa" w:w="3838"/>
@@ -6566,6 +6848,9 @@
         </w:tc>
       </w:tr>
       <w:tr>
+        <w:trPr>
+          <w:cantSplit/>
+        </w:trPr>
         <w:tc>
           <w:tcPr>
             <w:tcW w:type="dxa" w:w="3838"/>
@@ -6601,6 +6886,9 @@
         </w:tc>
       </w:tr>
       <w:tr>
+        <w:trPr>
+          <w:cantSplit/>
+        </w:trPr>
         <w:tc>
           <w:tcPr>
             <w:tcW w:type="dxa" w:w="3838"/>
